--- a/Documentation/Issue.Bugs.Request Log.docx
+++ b/Documentation/Issue.Bugs.Request Log.docx
@@ -230,8 +230,14 @@
           <w:ilvl w:val="2"/>
           <w:numId w:val="1"/>
         </w:numPr>
-      </w:pPr>
-      <w:r>
+        <w:rPr>
+          <w:highlight w:val="green"/>
+        </w:rPr>
+      </w:pPr>
+      <w:r>
+        <w:rPr>
+          <w:highlight w:val="green"/>
+        </w:rPr>
         <w:t>I’m disappointed in the calendar accuracy we’ve been having lately. The calendars are a key pillar in our methodology to predict winners and not one of them has stayed over 60% accuracy. Even SOL calendar has dropped 5 points to 55%. Maybe it is time to recalibrate our calendars and adjust to the actual winners and see how long we can get accurate picks before needing to adjust again. What we would need to do is set a new anchor date based on when that calendar pick a winning team consistently. We will likely need to use our vibrational weather pattern trackers to construct a sequence of winning root numbers and re-calibrate one to three of our calendars (as a test) to match those winning root numbers and let it progress from there. That is what I mean by recalibration.</w:t>
       </w:r>
     </w:p>
@@ -516,12 +522,15 @@
           <w:ilvl w:val="0"/>
           <w:numId w:val="1"/>
         </w:numPr>
-      </w:pPr>
-      <w:r>
-        <w:t>Let’s continue to build out the v2 engine, reporting and prediction methodology for soccer. We should have the vegas lines now so let’s build it out further</w:t>
-      </w:r>
-      <w:r>
-        <w:t xml:space="preserve"> by enhancing the V2 prediction engine and v4 if necessary</w:t>
+        <w:rPr>
+          <w:highlight w:val="green"/>
+        </w:rPr>
+      </w:pPr>
+      <w:r>
+        <w:rPr>
+          <w:highlight w:val="green"/>
+        </w:rPr>
+        <w:t>Let’s continue to build out the v2 engine, reporting and prediction methodology for soccer. We should have the vegas lines now so let’s build it out further by enhancing the V2 prediction engine and v4 if necessary</w:t>
       </w:r>
     </w:p>
     <w:p>
@@ -531,8 +540,14 @@
           <w:ilvl w:val="1"/>
           <w:numId w:val="1"/>
         </w:numPr>
-      </w:pPr>
-      <w:r>
+        <w:rPr>
+          <w:highlight w:val="green"/>
+        </w:rPr>
+      </w:pPr>
+      <w:r>
+        <w:rPr>
+          <w:highlight w:val="green"/>
+        </w:rPr>
         <w:t>The soccer 3-card display is still confusing so we need to straighten it out</w:t>
       </w:r>
     </w:p>
@@ -580,12 +595,12 @@
           <w:numId w:val="3"/>
         </w:numPr>
         <w:rPr>
-          <w:highlight w:val="yellow"/>
-        </w:rPr>
-      </w:pPr>
-      <w:r>
-        <w:rPr>
-          <w:highlight w:val="yellow"/>
+          <w:highlight w:val="green"/>
+        </w:rPr>
+      </w:pPr>
+      <w:r>
+        <w:rPr>
+          <w:highlight w:val="green"/>
         </w:rPr>
         <w:t>There's a LIVE soccer match in the La Liga League that is not showing in the pending results section so that means it's possibly not tracked at all. All matches from all leagues should be flowing from pre game (sport tab) to the pending results section to the recent results log (post-game) and should be tracked for win loss for their sport cards overall record (and the individual v2 and v4 win percentage)</w:t>
       </w:r>
@@ -629,12 +644,12 @@
       <w:pPr>
         <w:pStyle w:val="NormalWeb"/>
         <w:rPr>
-          <w:highlight w:val="lightGray"/>
-        </w:rPr>
-      </w:pPr>
-      <w:r>
-        <w:rPr>
-          <w:highlight w:val="lightGray"/>
+          <w:highlight w:val="green"/>
+        </w:rPr>
+      </w:pPr>
+      <w:r>
+        <w:rPr>
+          <w:highlight w:val="green"/>
         </w:rPr>
         <w:t>Regarding your comment on Today's DNA result - we should be monitoring the games as they conclude so the root is automatically calculated. We have a section for this in the accuracy tracker that gets updated as each game across each sport concludes, right? Maybe we should discuss choosing a point where we update the roots based on the days pattern. Let's discuss this further because it we see strong evidence from early winners in the day (especially across more than 1 sport) that the same root numbers hit, we should probably take it as an alert/notification that we should update the root numbers across the entire system for the current day.</w:t>
       </w:r>
@@ -643,7 +658,7 @@
       <w:pPr>
         <w:pStyle w:val="NormalWeb"/>
         <w:rPr>
-          <w:highlight w:val="lightGray"/>
+          <w:highlight w:val="green"/>
         </w:rPr>
       </w:pPr>
     </w:p>
@@ -651,7 +666,7 @@
       <w:pPr>
         <w:pStyle w:val="NormalWeb"/>
         <w:rPr>
-          <w:highlight w:val="lightGray"/>
+          <w:highlight w:val="green"/>
         </w:rPr>
       </w:pPr>
     </w:p>
@@ -663,20 +678,20 @@
           <w:numId w:val="4"/>
         </w:numPr>
         <w:rPr>
-          <w:highlight w:val="lightGray"/>
+          <w:highlight w:val="green"/>
         </w:rPr>
       </w:pPr>
       <w:r>
         <w:rPr>
           <w:b/>
           <w:bCs/>
-          <w:highlight w:val="lightGray"/>
+          <w:highlight w:val="green"/>
         </w:rPr>
         <w:t>On the DNA root auto-update risk register</w:t>
       </w:r>
       <w:r>
         <w:rPr>
-          <w:highlight w:val="lightGray"/>
+          <w:highlight w:val="green"/>
         </w:rPr>
         <w:t xml:space="preserve"> — you're right to want to discuss before building. Here's the honest risk assessment:</w:t>
       </w:r>
@@ -689,14 +704,14 @@
           <w:numId w:val="4"/>
         </w:numPr>
         <w:rPr>
-          <w:highlight w:val="lightGray"/>
+          <w:highlight w:val="green"/>
         </w:rPr>
       </w:pPr>
       <w:r>
         <w:rPr>
           <w:b/>
           <w:bCs/>
-          <w:highlight w:val="lightGray"/>
+          <w:highlight w:val="green"/>
         </w:rPr>
         <w:t>What could break:</w:t>
       </w:r>
@@ -739,14 +754,14 @@
               <w:rPr>
                 <w:b/>
                 <w:bCs/>
-                <w:highlight w:val="lightGray"/>
+                <w:highlight w:val="green"/>
               </w:rPr>
             </w:pPr>
             <w:r>
               <w:rPr>
                 <w:b/>
                 <w:bCs/>
-                <w:highlight w:val="lightGray"/>
+                <w:highlight w:val="green"/>
               </w:rPr>
               <w:lastRenderedPageBreak/>
               <w:t>Risk</w:t>
@@ -769,14 +784,14 @@
               <w:rPr>
                 <w:b/>
                 <w:bCs/>
-                <w:highlight w:val="lightGray"/>
+                <w:highlight w:val="green"/>
               </w:rPr>
             </w:pPr>
             <w:r>
               <w:rPr>
                 <w:b/>
                 <w:bCs/>
-                <w:highlight w:val="lightGray"/>
+                <w:highlight w:val="green"/>
               </w:rPr>
               <w:t>Severity</w:t>
             </w:r>
@@ -798,14 +813,14 @@
               <w:rPr>
                 <w:b/>
                 <w:bCs/>
-                <w:highlight w:val="lightGray"/>
+                <w:highlight w:val="green"/>
               </w:rPr>
             </w:pPr>
             <w:r>
               <w:rPr>
                 <w:b/>
                 <w:bCs/>
-                <w:highlight w:val="lightGray"/>
+                <w:highlight w:val="green"/>
               </w:rPr>
               <w:t>Likelihood</w:t>
             </w:r>
@@ -830,12 +845,12 @@
                 <w:numId w:val="4"/>
               </w:numPr>
               <w:rPr>
-                <w:highlight w:val="lightGray"/>
+                <w:highlight w:val="green"/>
               </w:rPr>
             </w:pPr>
             <w:r>
               <w:rPr>
-                <w:highlight w:val="lightGray"/>
+                <w:highlight w:val="green"/>
               </w:rPr>
               <w:t>DNA targets update mid-session and change predictions users already reviewed</w:t>
             </w:r>
@@ -855,12 +870,12 @@
                 <w:numId w:val="4"/>
               </w:numPr>
               <w:rPr>
-                <w:highlight w:val="lightGray"/>
+                <w:highlight w:val="green"/>
               </w:rPr>
             </w:pPr>
             <w:r>
               <w:rPr>
-                <w:highlight w:val="lightGray"/>
+                <w:highlight w:val="green"/>
               </w:rPr>
               <w:t>High</w:t>
             </w:r>
@@ -880,12 +895,12 @@
                 <w:numId w:val="4"/>
               </w:numPr>
               <w:rPr>
-                <w:highlight w:val="lightGray"/>
+                <w:highlight w:val="green"/>
               </w:rPr>
             </w:pPr>
             <w:r>
               <w:rPr>
-                <w:highlight w:val="lightGray"/>
+                <w:highlight w:val="green"/>
               </w:rPr>
               <w:t>Certain — it will happen</w:t>
             </w:r>
@@ -910,12 +925,12 @@
                 <w:numId w:val="4"/>
               </w:numPr>
               <w:rPr>
-                <w:highlight w:val="lightGray"/>
+                <w:highlight w:val="green"/>
               </w:rPr>
             </w:pPr>
             <w:r>
               <w:rPr>
-                <w:highlight w:val="lightGray"/>
+                <w:highlight w:val="green"/>
               </w:rPr>
               <w:t>Pattern fires on small sample (3 games) with a random root, updates system incorrectly</w:t>
             </w:r>
@@ -935,12 +950,12 @@
                 <w:numId w:val="4"/>
               </w:numPr>
               <w:rPr>
-                <w:highlight w:val="lightGray"/>
+                <w:highlight w:val="green"/>
               </w:rPr>
             </w:pPr>
             <w:r>
               <w:rPr>
-                <w:highlight w:val="lightGray"/>
+                <w:highlight w:val="green"/>
               </w:rPr>
               <w:t>High</w:t>
             </w:r>
@@ -960,12 +975,12 @@
                 <w:numId w:val="4"/>
               </w:numPr>
               <w:rPr>
-                <w:highlight w:val="lightGray"/>
+                <w:highlight w:val="green"/>
               </w:rPr>
             </w:pPr>
             <w:r>
               <w:rPr>
-                <w:highlight w:val="lightGray"/>
+                <w:highlight w:val="green"/>
               </w:rPr>
               <w:t>Moderate — early in day, small N</w:t>
             </w:r>
@@ -990,12 +1005,12 @@
                 <w:numId w:val="4"/>
               </w:numPr>
               <w:rPr>
-                <w:highlight w:val="lightGray"/>
+                <w:highlight w:val="green"/>
               </w:rPr>
             </w:pPr>
             <w:r>
               <w:rPr>
-                <w:highlight w:val="lightGray"/>
+                <w:highlight w:val="green"/>
               </w:rPr>
               <w:t>Two sports have conflicting dominant roots — alert is ambiguous</w:t>
             </w:r>
@@ -1015,12 +1030,12 @@
                 <w:numId w:val="4"/>
               </w:numPr>
               <w:rPr>
-                <w:highlight w:val="lightGray"/>
+                <w:highlight w:val="green"/>
               </w:rPr>
             </w:pPr>
             <w:r>
               <w:rPr>
-                <w:highlight w:val="lightGray"/>
+                <w:highlight w:val="green"/>
               </w:rPr>
               <w:t>Medium</w:t>
             </w:r>
@@ -1040,12 +1055,12 @@
                 <w:numId w:val="4"/>
               </w:numPr>
               <w:rPr>
-                <w:highlight w:val="lightGray"/>
+                <w:highlight w:val="green"/>
               </w:rPr>
             </w:pPr>
             <w:r>
               <w:rPr>
-                <w:highlight w:val="lightGray"/>
+                <w:highlight w:val="green"/>
               </w:rPr>
               <w:t>Likely on many days</w:t>
             </w:r>
@@ -1070,12 +1085,12 @@
                 <w:numId w:val="4"/>
               </w:numPr>
               <w:rPr>
-                <w:highlight w:val="lightGray"/>
+                <w:highlight w:val="green"/>
               </w:rPr>
             </w:pPr>
             <w:r>
               <w:rPr>
-                <w:highlight w:val="lightGray"/>
+                <w:highlight w:val="green"/>
               </w:rPr>
               <w:t>The alert fires on a day when the "pattern" is actually noise</w:t>
             </w:r>
@@ -1095,12 +1110,12 @@
                 <w:numId w:val="4"/>
               </w:numPr>
               <w:rPr>
-                <w:highlight w:val="lightGray"/>
+                <w:highlight w:val="green"/>
               </w:rPr>
             </w:pPr>
             <w:r>
               <w:rPr>
-                <w:highlight w:val="lightGray"/>
+                <w:highlight w:val="green"/>
               </w:rPr>
               <w:t>Medium</w:t>
             </w:r>
@@ -1120,12 +1135,12 @@
                 <w:numId w:val="4"/>
               </w:numPr>
               <w:rPr>
-                <w:highlight w:val="lightGray"/>
+                <w:highlight w:val="green"/>
               </w:rPr>
             </w:pPr>
             <w:r>
               <w:rPr>
-                <w:highlight w:val="lightGray"/>
+                <w:highlight w:val="green"/>
               </w:rPr>
               <w:t>Hard to distinguish from real signal</w:t>
             </w:r>
@@ -1150,12 +1165,12 @@
                 <w:numId w:val="4"/>
               </w:numPr>
               <w:rPr>
-                <w:highlight w:val="lightGray"/>
+                <w:highlight w:val="green"/>
               </w:rPr>
             </w:pPr>
             <w:r>
               <w:rPr>
-                <w:highlight w:val="lightGray"/>
+                <w:highlight w:val="green"/>
               </w:rPr>
               <w:t>Existing parlay legs tracked with old roots get rescored differently</w:t>
             </w:r>
@@ -1175,12 +1190,12 @@
                 <w:numId w:val="4"/>
               </w:numPr>
               <w:rPr>
-                <w:highlight w:val="lightGray"/>
+                <w:highlight w:val="green"/>
               </w:rPr>
             </w:pPr>
             <w:r>
               <w:rPr>
-                <w:highlight w:val="lightGray"/>
+                <w:highlight w:val="green"/>
               </w:rPr>
               <w:t>Medium</w:t>
             </w:r>
@@ -1200,12 +1215,12 @@
                 <w:numId w:val="4"/>
               </w:numPr>
               <w:rPr>
-                <w:highlight w:val="lightGray"/>
+                <w:highlight w:val="green"/>
               </w:rPr>
             </w:pPr>
             <w:r>
               <w:rPr>
-                <w:highlight w:val="lightGray"/>
+                <w:highlight w:val="green"/>
               </w:rPr>
               <w:t>Would require retroactive update logic</w:t>
             </w:r>
@@ -1221,20 +1236,20 @@
           <w:numId w:val="4"/>
         </w:numPr>
         <w:rPr>
-          <w:highlight w:val="lightGray"/>
+          <w:highlight w:val="green"/>
         </w:rPr>
       </w:pPr>
       <w:r>
         <w:rPr>
           <w:b/>
           <w:bCs/>
-          <w:highlight w:val="lightGray"/>
+          <w:highlight w:val="green"/>
         </w:rPr>
         <w:t>On the name variation point</w:t>
       </w:r>
       <w:r>
         <w:rPr>
-          <w:highlight w:val="lightGray"/>
+          <w:highlight w:val="green"/>
         </w:rPr>
         <w:t xml:space="preserve"> — you're absolutely right and I was wrong to use mascot as the universal proxy. The correct approach is sport-specific:</w:t>
       </w:r>
@@ -1247,12 +1262,12 @@
           <w:numId w:val="4"/>
         </w:numPr>
         <w:rPr>
-          <w:highlight w:val="lightGray"/>
-        </w:rPr>
-      </w:pPr>
-      <w:r>
-        <w:rPr>
-          <w:highlight w:val="lightGray"/>
+          <w:highlight w:val="green"/>
+        </w:rPr>
+      </w:pPr>
+      <w:r>
+        <w:rPr>
+          <w:highlight w:val="green"/>
         </w:rPr>
         <w:t>CBB: mascot (Wildcats, Bulldogs — most distinctive)</w:t>
       </w:r>
@@ -1265,12 +1280,12 @@
           <w:numId w:val="4"/>
         </w:numPr>
         <w:rPr>
-          <w:highlight w:val="lightGray"/>
-        </w:rPr>
-      </w:pPr>
-      <w:r>
-        <w:rPr>
-          <w:highlight w:val="lightGray"/>
+          <w:highlight w:val="green"/>
+        </w:rPr>
+      </w:pPr>
+      <w:r>
+        <w:rPr>
+          <w:highlight w:val="green"/>
         </w:rPr>
         <w:t>NBA: city (Lakers, Heat — city is the brand)</w:t>
       </w:r>
@@ -1283,12 +1298,12 @@
           <w:numId w:val="4"/>
         </w:numPr>
         <w:rPr>
-          <w:highlight w:val="lightGray"/>
-        </w:rPr>
-      </w:pPr>
-      <w:r>
-        <w:rPr>
-          <w:highlight w:val="lightGray"/>
+          <w:highlight w:val="green"/>
+        </w:rPr>
+      </w:pPr>
+      <w:r>
+        <w:rPr>
+          <w:highlight w:val="green"/>
         </w:rPr>
         <w:t>MMA/Tennis: full or last (individual name carries most weight)</w:t>
       </w:r>
@@ -1301,12 +1316,12 @@
           <w:numId w:val="4"/>
         </w:numPr>
         <w:rPr>
-          <w:highlight w:val="lightGray"/>
-        </w:rPr>
-      </w:pPr>
-      <w:r>
-        <w:rPr>
-          <w:highlight w:val="lightGray"/>
+          <w:highlight w:val="green"/>
+        </w:rPr>
+      </w:pPr>
+      <w:r>
+        <w:rPr>
+          <w:highlight w:val="green"/>
         </w:rPr>
         <w:t>NFL/NHL: city or mascot depending on franchise</w:t>
       </w:r>
@@ -1319,12 +1334,12 @@
           <w:numId w:val="4"/>
         </w:numPr>
         <w:rPr>
-          <w:highlight w:val="lightGray"/>
-        </w:rPr>
-      </w:pPr>
-      <w:r>
-        <w:rPr>
-          <w:highlight w:val="lightGray"/>
+          <w:highlight w:val="green"/>
+        </w:rPr>
+      </w:pPr>
+      <w:r>
+        <w:rPr>
+          <w:highlight w:val="green"/>
         </w:rPr>
         <w:t>Soccer: full or city</w:t>
       </w:r>
@@ -1337,12 +1352,12 @@
           <w:numId w:val="4"/>
         </w:numPr>
         <w:rPr>
-          <w:highlight w:val="lightGray"/>
-        </w:rPr>
-      </w:pPr>
-      <w:r>
-        <w:rPr>
-          <w:highlight w:val="lightGray"/>
+          <w:highlight w:val="green"/>
+        </w:rPr>
+      </w:pPr>
+      <w:r>
+        <w:rPr>
+          <w:highlight w:val="green"/>
         </w:rPr>
         <w:t>The DNA root computation in the composite scoring currently uses mascot for all sports which is already a known gap. Before we build the auto-update system, we need to wire up sport-specific variation priority — otherwise the update fires on the wrong root signal.</w:t>
       </w:r>
@@ -1355,20 +1370,20 @@
           <w:numId w:val="4"/>
         </w:numPr>
         <w:rPr>
-          <w:highlight w:val="lightGray"/>
+          <w:highlight w:val="green"/>
         </w:rPr>
       </w:pPr>
       <w:r>
         <w:rPr>
           <w:b/>
           <w:bCs/>
-          <w:highlight w:val="lightGray"/>
+          <w:highlight w:val="green"/>
         </w:rPr>
         <w:t>My recommendation:</w:t>
       </w:r>
       <w:r>
         <w:rPr>
-          <w:highlight w:val="lightGray"/>
+          <w:highlight w:val="green"/>
         </w:rPr>
         <w:t xml:space="preserve"> Build the auto-update as </w:t>
       </w:r>
@@ -1376,26 +1391,26 @@
         <w:rPr>
           <w:b/>
           <w:bCs/>
-          <w:highlight w:val="lightGray"/>
+          <w:highlight w:val="green"/>
         </w:rPr>
         <w:t>read-only first</w:t>
       </w:r>
       <w:r>
         <w:rPr>
-          <w:highlight w:val="lightGray"/>
+          <w:highlight w:val="green"/>
         </w:rPr>
         <w:t xml:space="preserve"> — it shows you the pattern insight as an observation (</w:t>
       </w:r>
       <w:r>
         <w:rPr>
           <w:rFonts w:ascii="Segoe UI Emoji" w:hAnsi="Segoe UI Emoji" w:cs="Segoe UI Emoji"/>
-          <w:highlight w:val="lightGray"/>
+          <w:highlight w:val="green"/>
         </w:rPr>
         <w:t>🧬</w:t>
       </w:r>
       <w:r>
         <w:rPr>
-          <w:highlight w:val="lightGray"/>
+          <w:highlight w:val="green"/>
         </w:rPr>
         <w:t xml:space="preserve"> R7 is hitting 67% today in 8 games) but doesn't automatically change the targets. You manually click "Update roots" to apply it. Once we've validated the pattern recognition is accurate over 2-3 weeks of data, we can enable automatic updates with a confirmation step. Does that approach work?</w:t>
       </w:r>
@@ -1407,8 +1422,14 @@
           <w:ilvl w:val="0"/>
           <w:numId w:val="4"/>
         </w:numPr>
-      </w:pPr>
-      <w:r>
+        <w:rPr>
+          <w:highlight w:val="green"/>
+        </w:rPr>
+      </w:pPr>
+      <w:r>
+        <w:rPr>
+          <w:highlight w:val="green"/>
+        </w:rPr>
         <w:t>We need to further enhance each sport in the vibrational pulse tracker by defining what plays are for sports like hockey baseball, soccer and tennis. (once tennis/mma is auto-loaded) for example plays in hockey should be shots in the opponents zone; not just shots that turn into goals</w:t>
       </w:r>
     </w:p>
@@ -1559,8 +1580,14 @@
           <w:ilvl w:val="0"/>
           <w:numId w:val="6"/>
         </w:numPr>
-      </w:pPr>
-      <w:r>
+        <w:rPr>
+          <w:highlight w:val="green"/>
+        </w:rPr>
+      </w:pPr>
+      <w:r>
+        <w:rPr>
+          <w:highlight w:val="green"/>
+        </w:rPr>
         <w:t>Let’s continue to build out the v2 engine, reporting and prediction methodology for soccer. We should have the vegas lines now so let’s build it out further by enhancing the V2 prediction engine and v4 if necessary</w:t>
       </w:r>
     </w:p>
@@ -1583,14 +1610,26 @@
           <w:ilvl w:val="0"/>
           <w:numId w:val="6"/>
         </w:numPr>
-      </w:pPr>
-      <w:r>
+        <w:rPr>
+          <w:highlight w:val="green"/>
+        </w:rPr>
+      </w:pPr>
+      <w:r>
+        <w:rPr>
+          <w:highlight w:val="green"/>
+        </w:rPr>
         <w:t xml:space="preserve">I think there is an issue with the confidence percentage that shows in the pending results section for matchups. It always between 50 – </w:t>
       </w:r>
       <w:r>
+        <w:rPr>
+          <w:highlight w:val="green"/>
+        </w:rPr>
         <w:t>55</w:t>
       </w:r>
       <w:r>
+        <w:rPr>
+          <w:highlight w:val="green"/>
+        </w:rPr>
         <w:t>% and I want to make sure it’s the actual confidence score that is pulled from the initial v2, v4 or tale of the tape confidence level</w:t>
       </w:r>
     </w:p>
@@ -1679,8 +1718,14 @@
           <w:ilvl w:val="0"/>
           <w:numId w:val="6"/>
         </w:numPr>
-      </w:pPr>
-      <w:r>
+        <w:rPr>
+          <w:highlight w:val="green"/>
+        </w:rPr>
+      </w:pPr>
+      <w:r>
+        <w:rPr>
+          <w:highlight w:val="green"/>
+        </w:rPr>
         <w:t>Let’s start attaching season records to the Sports Tabs if Espn.com allows it. The teams record should go in the field with the team name where the (V2) engine displays. There’s a Hash – in that field and we could put the teams’s record right there. For example 11-22. We would just need to ensure that Espn sends that metric in API for all of the sports tabs (including MMA and Tennis but the record would live in a different place of course)</w:t>
       </w:r>
     </w:p>
@@ -1715,7 +1760,13 @@
         </w:numPr>
       </w:pPr>
       <w:r>
-        <w:t>We should probably splice out the badges like UPSET and make a difference in the Underdog covering the spread or outright winning. We should like at the times when the upset badge is flagged and whether they won and if they didn’t win how close were they to winning by points and then set preliminary rules to differentiate WILL COVER vs an actual UPSET</w:t>
+        <w:t>We should probably splice out the badges like UPSET and make a difference in the Underdog covering the spread or outright winning. We should l</w:t>
+      </w:r>
+      <w:r>
+        <w:t>ook</w:t>
+      </w:r>
+      <w:r>
+        <w:t xml:space="preserve"> at the times when the upset badge is flagged and whether they won and if they didn’t win how close were they to winning by points and then set preliminary rules to differentiate WILL COVER vs an actual UPSET</w:t>
       </w:r>
     </w:p>
     <w:p>
@@ -1845,8 +1896,14 @@
           <w:ilvl w:val="0"/>
           <w:numId w:val="6"/>
         </w:numPr>
-      </w:pPr>
-      <w:r>
+        <w:rPr>
+          <w:highlight w:val="green"/>
+        </w:rPr>
+      </w:pPr>
+      <w:r>
+        <w:rPr>
+          <w:highlight w:val="green"/>
+        </w:rPr>
         <w:t>Let’s update our App documentation (change log, technical documentation, product documentation,</w:t>
       </w:r>
     </w:p>
@@ -2184,8 +2241,14 @@
           <w:ilvl w:val="0"/>
           <w:numId w:val="6"/>
         </w:numPr>
-      </w:pPr>
-      <w:r>
+        <w:rPr>
+          <w:highlight w:val="green"/>
+        </w:rPr>
+      </w:pPr>
+      <w:r>
+        <w:rPr>
+          <w:highlight w:val="green"/>
+        </w:rPr>
         <w:t>We need to further enhance each sport in the vibrational pulse tracker by defining what plays are for sports like hockey baseball, soccer and tennis. (once tennis/mma is auto-loaded) for example plays in hockey should be shots in the opponents zone; not just shots that turn into goals</w:t>
       </w:r>
     </w:p>
@@ -2549,8 +2612,14 @@
           <w:ilvl w:val="0"/>
           <w:numId w:val="6"/>
         </w:numPr>
-      </w:pPr>
-      <w:r>
+        <w:rPr>
+          <w:highlight w:val="green"/>
+        </w:rPr>
+      </w:pPr>
+      <w:r>
+        <w:rPr>
+          <w:highlight w:val="green"/>
+        </w:rPr>
         <w:t>What classifies the Badge VOID TRAP to show as a win in the Badge Summary? Does it result in a win if Team A (v2) wins or Team B (v4) wins. I need to understand why we are saying that it is a reliable predictor.</w:t>
       </w:r>
     </w:p>
@@ -2561,8 +2630,14 @@
           <w:ilvl w:val="0"/>
           <w:numId w:val="6"/>
         </w:numPr>
-      </w:pPr>
-      <w:r>
+        <w:rPr>
+          <w:highlight w:val="green"/>
+        </w:rPr>
+      </w:pPr>
+      <w:r>
+        <w:rPr>
+          <w:highlight w:val="green"/>
+        </w:rPr>
         <w:t>We need to work on our V2 over/under logic because the badge summary page says its operating below the baseline at 46%. I suggest that we analyze our game history to  find a pattern of  when to successfully pick the over or under. We should probably do the same for v4 by using other variables like VW score and composite score as the additions and flag games when v2/v4 align on over and the under</w:t>
       </w:r>
     </w:p>
@@ -2610,12 +2685,12 @@
           <w:numId w:val="6"/>
         </w:numPr>
         <w:rPr>
-          <w:highlight w:val="darkGray"/>
-        </w:rPr>
-      </w:pPr>
-      <w:r>
-        <w:rPr>
-          <w:highlight w:val="darkGray"/>
+          <w:highlight w:val="green"/>
+        </w:rPr>
+      </w:pPr>
+      <w:r>
+        <w:rPr>
+          <w:highlight w:val="green"/>
         </w:rPr>
         <w:t>Let’s test out the logic of keeping track of teams season records starting with MLB since we are catching them at the beginning of the season.</w:t>
       </w:r>
@@ -2640,18 +2715,18 @@
           <w:numId w:val="6"/>
         </w:numPr>
         <w:rPr>
-          <w:highlight w:val="darkGray"/>
-        </w:rPr>
-      </w:pPr>
-      <w:r>
-        <w:rPr>
-          <w:highlight w:val="darkGray"/>
+          <w:highlight w:val="green"/>
+        </w:rPr>
+      </w:pPr>
+      <w:r>
+        <w:rPr>
+          <w:highlight w:val="green"/>
         </w:rPr>
         <w:t xml:space="preserve">We should still be considering the tracking and pattern recognition of the </w:t>
       </w:r>
       <w:r>
         <w:rPr>
-          <w:highlight w:val="darkGray"/>
+          <w:highlight w:val="green"/>
         </w:rPr>
         <w:t>VPT and I believe it needs it’s own skip pattern connection apart from what we are doing with the DNA matrix root numbers. We have detailed both the VPT and DNA root matrix as both important. We should be checking for days and cases when they align heavily with each other.</w:t>
       </w:r>
@@ -2664,12 +2739,12 @@
           <w:numId w:val="6"/>
         </w:numPr>
         <w:rPr>
-          <w:highlight w:val="darkGray"/>
-        </w:rPr>
-      </w:pPr>
-      <w:r>
-        <w:rPr>
-          <w:highlight w:val="darkGray"/>
+          <w:highlight w:val="green"/>
+        </w:rPr>
+      </w:pPr>
+      <w:r>
+        <w:rPr>
+          <w:highlight w:val="green"/>
         </w:rPr>
         <w:t>Kalshi resolves its tennis matchups by putting a green check next to the winners and a red x next to the losers when matches are over. Shouldn’t we be using this object/area for an auto-resolve of the match when its concluded?</w:t>
       </w:r>
@@ -2682,12 +2757,12 @@
           <w:numId w:val="6"/>
         </w:numPr>
         <w:rPr>
-          <w:highlight w:val="darkGray"/>
-        </w:rPr>
-      </w:pPr>
-      <w:r>
-        <w:rPr>
-          <w:highlight w:val="darkGray"/>
+          <w:highlight w:val="green"/>
+        </w:rPr>
+      </w:pPr>
+      <w:r>
+        <w:rPr>
+          <w:highlight w:val="green"/>
         </w:rPr>
         <w:t>It seems like in majority of our matchups (especially tale of the tape matchups) the DNA flag is always selecting the opponent. Even we there are structural locks its rare that the DNA agrees with the other prediction engines and I feel this is an big issue overtime. We should have more consensus than conflict between the two… so either we dig into our v2/v4 predictions for more alignment with DNA or we look at the root of DNA to align more with v2/v4 etc.</w:t>
       </w:r>
@@ -2699,8 +2774,14 @@
           <w:ilvl w:val="0"/>
           <w:numId w:val="6"/>
         </w:numPr>
-      </w:pPr>
-      <w:r>
+        <w:rPr>
+          <w:highlight w:val="green"/>
+        </w:rPr>
+      </w:pPr>
+      <w:r>
+        <w:rPr>
+          <w:highlight w:val="green"/>
+        </w:rPr>
         <w:t>It seems that the Calendar Rankings in the Calendar VW Match Leaderboard are not keeping the tallys from previous days. Yesterday and the day before the G-Roll and Future Greg calendars had at least 1 day won but now it is showing 0. The tally is supposed to show that they have 1+ and continue to count but it seems like its getting reset every day</w:t>
       </w:r>
     </w:p>
@@ -2711,8 +2792,14 @@
           <w:ilvl w:val="0"/>
           <w:numId w:val="6"/>
         </w:numPr>
-      </w:pPr>
-      <w:r>
+        <w:rPr>
+          <w:highlight w:val="green"/>
+        </w:rPr>
+      </w:pPr>
+      <w:r>
+        <w:rPr>
+          <w:highlight w:val="green"/>
+        </w:rPr>
         <w:lastRenderedPageBreak/>
         <w:t>V4 Mode A and Mode B are underperforming or at a coinflip in predictions. What can we do to tighten this ship?</w:t>
       </w:r>
@@ -2724,8 +2811,14 @@
           <w:ilvl w:val="0"/>
           <w:numId w:val="6"/>
         </w:numPr>
-      </w:pPr>
-      <w:r>
+        <w:rPr>
+          <w:highlight w:val="green"/>
+        </w:rPr>
+      </w:pPr>
+      <w:r>
+        <w:rPr>
+          <w:highlight w:val="green"/>
+        </w:rPr>
         <w:t>How/Why can V4 DISSENT and TRUST V4 happen at the same time? They conflict with each other right?</w:t>
       </w:r>
     </w:p>
@@ -2736,8 +2829,14 @@
           <w:ilvl w:val="0"/>
           <w:numId w:val="6"/>
         </w:numPr>
-      </w:pPr>
-      <w:r>
+        <w:rPr>
+          <w:highlight w:val="green"/>
+        </w:rPr>
+      </w:pPr>
+      <w:r>
+        <w:rPr>
+          <w:highlight w:val="green"/>
+        </w:rPr>
         <w:t>We need to ensure the mobile and github versions are carrying the same data in their backend so we may want to create an import button (as you suggested earlier) so we can load records. Plus we should be doing daily backups at the end of the day so let’s discuss how that can be used to update the github version so all versions match what’s seen locally</w:t>
       </w:r>
     </w:p>
@@ -2748,8 +2847,14 @@
           <w:ilvl w:val="0"/>
           <w:numId w:val="6"/>
         </w:numPr>
-      </w:pPr>
-      <w:r>
+        <w:rPr>
+          <w:highlight w:val="green"/>
+        </w:rPr>
+      </w:pPr>
+      <w:r>
+        <w:rPr>
+          <w:highlight w:val="green"/>
+        </w:rPr>
         <w:t>Let’s discuss a multi-level, multi-sport combinator for parlays where we mis match several combinations of a core (sure-lock) set of teams. So if we have a core of 3 teams in a parlay that are core locks and we want to add 3-4 more teams that we are thinking are high probability wins. I want a small engine or tool to work out the winning combinations to get all 7-8 in parlays together. Mixing them up and hopefully hitting on more than 70% of the variations. Same goes for if we think that Team B or A will win (they both have a good chance) we would do a combinator and post lineups/scenarios where both teams win (along with the other high picks). Does this require an engine? Let’s discuss it</w:t>
       </w:r>
     </w:p>
@@ -2792,7 +2897,7 @@
         </w:numPr>
         <w:rPr>
           <w:kern w:val="0"/>
-          <w:highlight w:val="lightGray"/>
+          <w:highlight w:val="green"/>
           <w14:ligatures w14:val="none"/>
         </w:rPr>
       </w:pPr>
@@ -2800,7 +2905,7 @@
         <w:rPr>
           <w:rFonts w:ascii="Aptos" w:hAnsi="Aptos"/>
           <w:color w:val="000000"/>
-          <w:highlight w:val="lightGray"/>
+          <w:highlight w:val="green"/>
         </w:rPr>
         <w:t xml:space="preserve">Kalshi's sports markets are extensive, but there's room to expand into areas like Cricket and the Chinese Basketball Association (CBA), allowing 24-hour bidding. To support this, we should integrate international sports markets into the WP tool. Since ESPN may not track these, the proposed Versus Tab can </w:t>
       </w:r>
@@ -2808,7 +2913,7 @@
         <w:rPr>
           <w:rFonts w:ascii="Aptos" w:hAnsi="Aptos"/>
           <w:color w:val="000000"/>
-          <w:highlight w:val="lightGray"/>
+          <w:highlight w:val="green"/>
         </w:rPr>
         <w:t>add</w:t>
       </w:r>
@@ -2816,7 +2921,7 @@
         <w:rPr>
           <w:rFonts w:ascii="Aptos" w:hAnsi="Aptos"/>
           <w:color w:val="000000"/>
-          <w:highlight w:val="lightGray"/>
+          <w:highlight w:val="green"/>
         </w:rPr>
         <w:t xml:space="preserve"> sports such as </w:t>
       </w:r>
@@ -2824,7 +2929,7 @@
         <w:rPr>
           <w:rFonts w:ascii="Aptos" w:hAnsi="Aptos"/>
           <w:color w:val="000000"/>
-          <w:highlight w:val="lightGray"/>
+          <w:highlight w:val="green"/>
         </w:rPr>
         <w:lastRenderedPageBreak/>
         <w:t>Cricket, International Basketball, Golf,</w:t>
@@ -2833,7 +2938,7 @@
         <w:rPr>
           <w:rFonts w:ascii="Aptos" w:hAnsi="Aptos"/>
           <w:color w:val="000000"/>
-          <w:highlight w:val="lightGray"/>
+          <w:highlight w:val="green"/>
         </w:rPr>
         <w:t xml:space="preserve"> Boxing,  E-Sports</w:t>
       </w:r>
@@ -2841,7 +2946,7 @@
         <w:rPr>
           <w:rFonts w:ascii="Aptos" w:hAnsi="Aptos"/>
           <w:color w:val="000000"/>
-          <w:highlight w:val="lightGray"/>
+          <w:highlight w:val="green"/>
         </w:rPr>
         <w:t xml:space="preserve"> and Lacrosse</w:t>
       </w:r>
@@ -2849,7 +2954,7 @@
         <w:rPr>
           <w:rFonts w:ascii="Aptos" w:hAnsi="Aptos"/>
           <w:color w:val="000000"/>
-          <w:highlight w:val="lightGray"/>
+          <w:highlight w:val="green"/>
         </w:rPr>
         <w:t xml:space="preserve"> in the drop-down menu</w:t>
       </w:r>
@@ -2857,7 +2962,7 @@
         <w:rPr>
           <w:rFonts w:ascii="Aptos" w:hAnsi="Aptos"/>
           <w:color w:val="000000"/>
-          <w:highlight w:val="lightGray"/>
+          <w:highlight w:val="green"/>
         </w:rPr>
         <w:t>.</w:t>
       </w:r>
@@ -2865,7 +2970,7 @@
         <w:rPr>
           <w:rFonts w:ascii="Aptos" w:hAnsi="Aptos"/>
           <w:color w:val="000000"/>
-          <w:highlight w:val="lightGray"/>
+          <w:highlight w:val="green"/>
         </w:rPr>
         <w:t xml:space="preserve"> </w:t>
       </w:r>
@@ -2879,7 +2984,7 @@
         </w:numPr>
         <w:rPr>
           <w:kern w:val="0"/>
-          <w:highlight w:val="lightGray"/>
+          <w:highlight w:val="green"/>
           <w14:ligatures w14:val="none"/>
         </w:rPr>
       </w:pPr>
@@ -2887,7 +2992,7 @@
         <w:rPr>
           <w:rFonts w:ascii="Aptos" w:hAnsi="Aptos"/>
           <w:color w:val="000000"/>
-          <w:highlight w:val="lightGray"/>
+          <w:highlight w:val="green"/>
         </w:rPr>
         <w:t>The 24 hour notion that markets are always running is another reason we need to integrate with Kalshi and evolve our tool to be able to make trades 24 hours out of the day autonomously</w:t>
       </w:r>
@@ -2895,7 +3000,7 @@
         <w:rPr>
           <w:rFonts w:ascii="Aptos" w:hAnsi="Aptos"/>
           <w:color w:val="000000"/>
-          <w:highlight w:val="lightGray"/>
+          <w:highlight w:val="green"/>
         </w:rPr>
         <w:t xml:space="preserve"> </w:t>
       </w:r>
@@ -2909,6 +3014,7 @@
         </w:numPr>
         <w:rPr>
           <w:kern w:val="0"/>
+          <w:highlight w:val="green"/>
           <w14:ligatures w14:val="none"/>
         </w:rPr>
       </w:pPr>
@@ -2916,6 +3022,7 @@
         <w:rPr>
           <w:rFonts w:ascii="Aptos" w:hAnsi="Aptos"/>
           <w:color w:val="000000"/>
+          <w:highlight w:val="green"/>
         </w:rPr>
         <w:t xml:space="preserve">By the way we are </w:t>
       </w:r>
@@ -2923,6 +3030,7 @@
         <w:rPr>
           <w:rFonts w:ascii="Aptos" w:hAnsi="Aptos"/>
           <w:color w:val="000000"/>
+          <w:highlight w:val="green"/>
         </w:rPr>
         <w:t>expanding</w:t>
       </w:r>
@@ -2930,6 +3038,7 @@
         <w:rPr>
           <w:rFonts w:ascii="Aptos" w:hAnsi="Aptos"/>
           <w:color w:val="000000"/>
+          <w:highlight w:val="green"/>
         </w:rPr>
         <w:t xml:space="preserve"> our tool we will eventually need to see comparisons on win rate between international and US Sports, Month to month win rate, Year over Year win rate,</w:t>
       </w:r>
@@ -2937,6 +3046,7 @@
         <w:rPr>
           <w:rFonts w:ascii="Aptos" w:hAnsi="Aptos"/>
           <w:color w:val="000000"/>
+          <w:highlight w:val="green"/>
         </w:rPr>
         <w:t xml:space="preserve"> engine efficiency,</w:t>
       </w:r>
@@ -2944,6 +3054,7 @@
         <w:rPr>
           <w:rFonts w:ascii="Aptos" w:hAnsi="Aptos"/>
           <w:color w:val="000000"/>
+          <w:highlight w:val="green"/>
         </w:rPr>
         <w:t xml:space="preserve"> </w:t>
       </w:r>
@@ -2951,6 +3062,7 @@
         <w:rPr>
           <w:rFonts w:ascii="Aptos" w:hAnsi="Aptos"/>
           <w:color w:val="000000"/>
+          <w:highlight w:val="green"/>
         </w:rPr>
         <w:t>sport by sport efficiency</w:t>
       </w:r>
@@ -2958,6 +3070,7 @@
         <w:rPr>
           <w:rFonts w:ascii="Aptos" w:hAnsi="Aptos"/>
           <w:color w:val="000000"/>
+          <w:highlight w:val="green"/>
         </w:rPr>
         <w:t xml:space="preserve"> etc.</w:t>
       </w:r>
@@ -3872,12 +3985,14 @@
         </w:numPr>
         <w:rPr>
           <w:kern w:val="0"/>
-          <w14:ligatures w14:val="none"/>
-        </w:rPr>
-      </w:pPr>
-      <w:r>
-        <w:rPr>
-          <w:kern w:val="0"/>
+          <w:highlight w:val="green"/>
+          <w14:ligatures w14:val="none"/>
+        </w:rPr>
+      </w:pPr>
+      <w:r>
+        <w:rPr>
+          <w:kern w:val="0"/>
+          <w:highlight w:val="green"/>
           <w14:ligatures w14:val="none"/>
         </w:rPr>
         <w:t>We need to revisit the data shown in the v2 vs v4 framework screen because a lot of information seems to be duplicated and we are not using the full set of games in the sport to sport breakdown most times. I may be looking at this wrong but I think we can be much clearer. The font size needs to increase as well.</w:t>
@@ -3892,12 +4007,14 @@
         </w:numPr>
         <w:rPr>
           <w:kern w:val="0"/>
-          <w14:ligatures w14:val="none"/>
-        </w:rPr>
-      </w:pPr>
-      <w:r>
-        <w:rPr>
-          <w:kern w:val="0"/>
+          <w:highlight w:val="green"/>
+          <w14:ligatures w14:val="none"/>
+        </w:rPr>
+      </w:pPr>
+      <w:r>
+        <w:rPr>
+          <w:kern w:val="0"/>
+          <w:highlight w:val="green"/>
           <w14:ligatures w14:val="none"/>
         </w:rPr>
         <w:t>Let’s revisit the discussion on a self-improving engine and actual feedback loop:</w:t>
@@ -3912,12 +4029,14 @@
         </w:numPr>
         <w:rPr>
           <w:kern w:val="0"/>
-          <w14:ligatures w14:val="none"/>
-        </w:rPr>
-      </w:pPr>
-      <w:r>
-        <w:rPr>
-          <w:kern w:val="0"/>
+          <w:highlight w:val="green"/>
+          <w14:ligatures w14:val="none"/>
+        </w:rPr>
+      </w:pPr>
+      <w:r>
+        <w:rPr>
+          <w:kern w:val="0"/>
+          <w:highlight w:val="green"/>
           <w14:ligatures w14:val="none"/>
         </w:rPr>
         <w:t>What "self-improving" would mean for this system:</w:t>
@@ -3932,6 +4051,7 @@
         </w:numPr>
         <w:rPr>
           <w:kern w:val="0"/>
+          <w:highlight w:val="green"/>
           <w14:ligatures w14:val="none"/>
         </w:rPr>
       </w:pPr>
@@ -3945,12 +4065,14 @@
         </w:numPr>
         <w:rPr>
           <w:kern w:val="0"/>
-          <w14:ligatures w14:val="none"/>
-        </w:rPr>
-      </w:pPr>
-      <w:r>
-        <w:rPr>
-          <w:kern w:val="0"/>
+          <w:highlight w:val="green"/>
+          <w14:ligatures w14:val="none"/>
+        </w:rPr>
+      </w:pPr>
+      <w:r>
+        <w:rPr>
+          <w:kern w:val="0"/>
+          <w:highlight w:val="green"/>
           <w14:ligatures w14:val="none"/>
         </w:rPr>
         <w:t>After each day's results, analyze: which conviction tiers, which calendar combinations, which root alignments actually predicted winners</w:t>
@@ -3965,12 +4087,14 @@
         </w:numPr>
         <w:rPr>
           <w:kern w:val="0"/>
-          <w14:ligatures w14:val="none"/>
-        </w:rPr>
-      </w:pPr>
-      <w:r>
-        <w:rPr>
-          <w:kern w:val="0"/>
+          <w:highlight w:val="green"/>
+          <w14:ligatures w14:val="none"/>
+        </w:rPr>
+      </w:pPr>
+      <w:r>
+        <w:rPr>
+          <w:kern w:val="0"/>
+          <w:highlight w:val="green"/>
           <w14:ligatures w14:val="none"/>
         </w:rPr>
         <w:t>Adjust the weights — e.g. if G-Roll has been the top calendar for 5 consecutive days, increase its scoring weight in the VW composite</w:t>
@@ -3985,12 +4109,14 @@
         </w:numPr>
         <w:rPr>
           <w:kern w:val="0"/>
-          <w14:ligatures w14:val="none"/>
-        </w:rPr>
-      </w:pPr>
-      <w:r>
-        <w:rPr>
-          <w:kern w:val="0"/>
+          <w:highlight w:val="green"/>
+          <w14:ligatures w14:val="none"/>
+        </w:rPr>
+      </w:pPr>
+      <w:r>
+        <w:rPr>
+          <w:kern w:val="0"/>
+          <w:highlight w:val="green"/>
           <w14:ligatures w14:val="none"/>
         </w:rPr>
         <w:t>If V4 HIGH conviction has been wrong 60% of the time in CBB this week, automatically lower the confidence boost it applies</w:t>
@@ -4005,12 +4131,14 @@
         </w:numPr>
         <w:rPr>
           <w:kern w:val="0"/>
-          <w14:ligatures w14:val="none"/>
-        </w:rPr>
-      </w:pPr>
-      <w:r>
-        <w:rPr>
-          <w:kern w:val="0"/>
+          <w:highlight w:val="green"/>
+          <w14:ligatures w14:val="none"/>
+        </w:rPr>
+      </w:pPr>
+      <w:r>
+        <w:rPr>
+          <w:kern w:val="0"/>
+          <w:highlight w:val="green"/>
           <w14:ligatures w14:val="none"/>
         </w:rPr>
         <w:t>If DNA skip pattern agrees with V4 and that combo wins 73%, automatically increase the composite score bump when both agree</w:t>
@@ -4025,6 +4153,7 @@
         </w:numPr>
         <w:rPr>
           <w:kern w:val="0"/>
+          <w:highlight w:val="green"/>
           <w14:ligatures w14:val="none"/>
         </w:rPr>
       </w:pPr>
@@ -4038,12 +4167,14 @@
         </w:numPr>
         <w:rPr>
           <w:kern w:val="0"/>
-          <w14:ligatures w14:val="none"/>
-        </w:rPr>
-      </w:pPr>
-      <w:r>
-        <w:rPr>
-          <w:kern w:val="0"/>
+          <w:highlight w:val="green"/>
+          <w14:ligatures w14:val="none"/>
+        </w:rPr>
+      </w:pPr>
+      <w:r>
+        <w:rPr>
+          <w:kern w:val="0"/>
+          <w:highlight w:val="green"/>
           <w14:ligatures w14:val="none"/>
         </w:rPr>
         <w:t>Why I haven't built this yet:</w:t>
@@ -4058,12 +4189,14 @@
         </w:numPr>
         <w:rPr>
           <w:kern w:val="0"/>
-          <w14:ligatures w14:val="none"/>
-        </w:rPr>
-      </w:pPr>
-      <w:r>
-        <w:rPr>
-          <w:kern w:val="0"/>
+          <w:highlight w:val="green"/>
+          <w14:ligatures w14:val="none"/>
+        </w:rPr>
+      </w:pPr>
+      <w:r>
+        <w:rPr>
+          <w:kern w:val="0"/>
+          <w:highlight w:val="green"/>
           <w14:ligatures w14:val="none"/>
         </w:rPr>
         <w:t>You don't have enough data volume for the feedback loop to be reliable yet. Adjusting weights based on 50-100 games per sport risks overfitting — the system would optimize for recent noise rather than real signal. The standard threshold for meaningful weight adjustment is 200+ games per sport tier.</w:t>
@@ -4078,12 +4211,14 @@
         </w:numPr>
         <w:rPr>
           <w:kern w:val="0"/>
-          <w14:ligatures w14:val="none"/>
-        </w:rPr>
-      </w:pPr>
-      <w:r>
-        <w:rPr>
-          <w:kern w:val="0"/>
+          <w:highlight w:val="green"/>
+          <w14:ligatures w14:val="none"/>
+        </w:rPr>
+      </w:pPr>
+      <w:r>
+        <w:rPr>
+          <w:kern w:val="0"/>
+          <w:highlight w:val="green"/>
           <w14:ligatures w14:val="none"/>
         </w:rPr>
         <w:t>What we can do now that's genuine self-improvement:</w:t>
@@ -4098,6 +4233,7 @@
         </w:numPr>
         <w:rPr>
           <w:kern w:val="0"/>
+          <w:highlight w:val="green"/>
           <w14:ligatures w14:val="none"/>
         </w:rPr>
       </w:pPr>
@@ -4111,12 +4247,14 @@
         </w:numPr>
         <w:rPr>
           <w:kern w:val="0"/>
-          <w14:ligatures w14:val="none"/>
-        </w:rPr>
-      </w:pPr>
-      <w:r>
-        <w:rPr>
-          <w:kern w:val="0"/>
+          <w:highlight w:val="green"/>
+          <w14:ligatures w14:val="none"/>
+        </w:rPr>
+      </w:pPr>
+      <w:r>
+        <w:rPr>
+          <w:kern w:val="0"/>
+          <w:highlight w:val="green"/>
           <w14:ligatures w14:val="none"/>
         </w:rPr>
         <w:t>The Calendar Leaderboard already identifies which calendars are winning — we could automatically reorder the tsCalKeys array to weight top-performing calendars more heavily in scoring</w:t>
@@ -4131,12 +4269,14 @@
         </w:numPr>
         <w:rPr>
           <w:kern w:val="0"/>
-          <w14:ligatures w14:val="none"/>
-        </w:rPr>
-      </w:pPr>
-      <w:r>
-        <w:rPr>
-          <w:kern w:val="0"/>
+          <w:highlight w:val="green"/>
+          <w14:ligatures w14:val="none"/>
+        </w:rPr>
+      </w:pPr>
+      <w:r>
+        <w:rPr>
+          <w:kern w:val="0"/>
+          <w:highlight w:val="green"/>
           <w14:ligatures w14:val="none"/>
         </w:rPr>
         <w:t>The V4 conviction tier analysis could automatically adjust the confidence thresholds (right now they're hardcoded at 85%/90%/95%) based on where the actual accuracy breakpoints appear in your data</w:t>
@@ -4144,16 +4284,10 @@
       <w:r>
         <w:rPr>
           <w:kern w:val="0"/>
-          <w14:ligatures w14:val="none"/>
-        </w:rPr>
-        <w:t xml:space="preserve"> </w:t>
-      </w:r>
-      <w:r>
-        <w:rPr>
-          <w:kern w:val="0"/>
-          <w14:ligatures w14:val="none"/>
-        </w:rPr>
-        <w:t>The DNA target roots could update daily from getObservedDailyRoots() which already happens</w:t>
+          <w:highlight w:val="green"/>
+          <w14:ligatures w14:val="none"/>
+        </w:rPr>
+        <w:t xml:space="preserve"> The DNA target roots could update daily from getObservedDailyRoots() which already happens</w:t>
       </w:r>
     </w:p>
     <w:p>
@@ -4165,6 +4299,7 @@
         </w:numPr>
         <w:rPr>
           <w:kern w:val="0"/>
+          <w:highlight w:val="green"/>
           <w14:ligatures w14:val="none"/>
         </w:rPr>
       </w:pPr>
@@ -4178,12 +4313,14 @@
         </w:numPr>
         <w:rPr>
           <w:kern w:val="0"/>
-          <w14:ligatures w14:val="none"/>
-        </w:rPr>
-      </w:pPr>
-      <w:r>
-        <w:rPr>
-          <w:kern w:val="0"/>
+          <w:highlight w:val="green"/>
+          <w14:ligatures w14:val="none"/>
+        </w:rPr>
+      </w:pPr>
+      <w:r>
+        <w:rPr>
+          <w:kern w:val="0"/>
+          <w:highlight w:val="green"/>
           <w14:ligatures w14:val="none"/>
         </w:rPr>
         <w:t>So the framework I built is genuinely useful for your trading decisions, but you're right — it's not the self-improving engine you envisioned. That's a more ambitious build, and I should have been clearer about that distinction upfront.</w:t>
@@ -4198,12 +4335,14 @@
         </w:numPr>
         <w:rPr>
           <w:kern w:val="0"/>
-          <w14:ligatures w14:val="none"/>
-        </w:rPr>
-      </w:pPr>
-      <w:r>
-        <w:rPr>
-          <w:kern w:val="0"/>
+          <w:highlight w:val="green"/>
+          <w14:ligatures w14:val="none"/>
+        </w:rPr>
+      </w:pPr>
+      <w:r>
+        <w:rPr>
+          <w:kern w:val="0"/>
+          <w:highlight w:val="green"/>
           <w14:ligatures w14:val="none"/>
         </w:rPr>
         <w:t>Do you want to start building the actual feedback loop — the part that adjusts calendar weights and conviction thresholds automatically based on accumulated results? That's a real and buildable thing, it just needs to be scoped carefully to avoid overfitting on small samples.</w:t>
@@ -4253,7 +4392,21 @@
           <w:kern w:val="0"/>
           <w14:ligatures w14:val="none"/>
         </w:rPr>
-        <w:t>before we actually make changes but we may need to consider changing the weights on scoring to factor it in much more</w:t>
+        <w:t xml:space="preserve">before we actually make changes but we may need to consider changing the weights on </w:t>
+      </w:r>
+      <w:r>
+        <w:rPr>
+          <w:kern w:val="0"/>
+          <w14:ligatures w14:val="none"/>
+        </w:rPr>
+        <w:t xml:space="preserve">name variation </w:t>
+      </w:r>
+      <w:r>
+        <w:rPr>
+          <w:kern w:val="0"/>
+          <w14:ligatures w14:val="none"/>
+        </w:rPr>
+        <w:t>scoring to factor it in much more</w:t>
       </w:r>
     </w:p>
     <w:p>
@@ -4438,8 +4591,14 @@
           <w:ilvl w:val="0"/>
           <w:numId w:val="11"/>
         </w:numPr>
-      </w:pPr>
-      <w:r>
+        <w:rPr>
+          <w:highlight w:val="green"/>
+        </w:rPr>
+      </w:pPr>
+      <w:r>
+        <w:rPr>
+          <w:highlight w:val="green"/>
+        </w:rPr>
         <w:t>I’m seeing that NHL games have bled into the MLB tab</w:t>
       </w:r>
     </w:p>
@@ -4450,8 +4609,14 @@
           <w:ilvl w:val="0"/>
           <w:numId w:val="11"/>
         </w:numPr>
-      </w:pPr>
-      <w:r>
+        <w:rPr>
+          <w:highlight w:val="green"/>
+        </w:rPr>
+      </w:pPr>
+      <w:r>
+        <w:rPr>
+          <w:highlight w:val="green"/>
+        </w:rPr>
         <w:t>We have several games where the VPT + DNA badge fired but the badge summary did not update showing that it was active</w:t>
       </w:r>
     </w:p>
@@ -4464,14 +4629,15 @@
         </w:numPr>
         <w:rPr>
           <w:kern w:val="0"/>
-          <w14:ligatures w14:val="none"/>
-        </w:rPr>
-      </w:pPr>
-      <w:r>
-        <w:t>The Calendar Breakdown in the manual tale of the tape doesn’t seem to be showing the right numbers. The numbers do not match what the Gematria lab calendar Vibrational weather is</w:t>
-      </w:r>
-      <w:r>
-        <w:t xml:space="preserve"> and the numbers are going above the number 9. There should only be root numbers displayed so numbers like 10 and 12 shouldn’t be showing up and should be reduced to 1 and 3.</w:t>
+          <w:highlight w:val="green"/>
+          <w14:ligatures w14:val="none"/>
+        </w:rPr>
+      </w:pPr>
+      <w:r>
+        <w:rPr>
+          <w:highlight w:val="green"/>
+        </w:rPr>
+        <w:t>The Calendar Breakdown in the manual tale of the tape doesn’t seem to be showing the right numbers. The numbers do not match what the Gematria lab calendar Vibrational weather is and the numbers are going above the number 9. There should only be root numbers displayed so numbers like 10 and 12 shouldn’t be showing up and should be reduced to 1 and 3.</w:t>
       </w:r>
     </w:p>
     <w:p>
@@ -4483,15 +4649,24 @@
         </w:numPr>
         <w:rPr>
           <w:kern w:val="0"/>
-          <w14:ligatures w14:val="none"/>
-        </w:rPr>
-      </w:pPr>
-      <w:r>
-        <w:rPr>
-          <w:kern w:val="0"/>
-          <w14:ligatures w14:val="none"/>
-        </w:rPr>
-        <w:t xml:space="preserve"> The name variation in the manual tale of the tape is still using a static set of root numbers 7,1,3 but we should be using dynamic root numbers based on the day and what the DNA matrix shows. If the dna matrix doesn’t have any root numbers assigned for the day, We should make a note of it or use the latest root numbers in the system (from yesterday).</w:t>
+          <w:highlight w:val="green"/>
+          <w14:ligatures w14:val="none"/>
+        </w:rPr>
+      </w:pPr>
+      <w:r>
+        <w:rPr>
+          <w:kern w:val="0"/>
+          <w14:ligatures w14:val="none"/>
+        </w:rPr>
+        <w:t xml:space="preserve"> </w:t>
+      </w:r>
+      <w:r>
+        <w:rPr>
+          <w:kern w:val="0"/>
+          <w:highlight w:val="green"/>
+          <w14:ligatures w14:val="none"/>
+        </w:rPr>
+        <w:t>The name variation in the manual tale of the tape is still using a static set of root numbers 7,1,3 but we should be using dynamic root numbers based on the day and what the DNA matrix shows. If the dna matrix doesn’t have any root numbers assigned for the day, We should make a note of it or use the latest root numbers in the system (from yesterday).</w:t>
       </w:r>
     </w:p>
     <w:p>
@@ -4503,14 +4678,14 @@
         </w:numPr>
         <w:rPr>
           <w:kern w:val="0"/>
-          <w:highlight w:val="darkGray"/>
-          <w14:ligatures w14:val="none"/>
-        </w:rPr>
-      </w:pPr>
-      <w:r>
-        <w:rPr>
-          <w:kern w:val="0"/>
-          <w:highlight w:val="darkGray"/>
+          <w:highlight w:val="green"/>
+          <w14:ligatures w14:val="none"/>
+        </w:rPr>
+      </w:pPr>
+      <w:r>
+        <w:rPr>
+          <w:kern w:val="0"/>
+          <w:highlight w:val="green"/>
           <w14:ligatures w14:val="none"/>
         </w:rPr>
         <w:t>In the manual tale of the tape window, the raw score and the composite scores are not showing for the matches that are “Too close to call”</w:t>
@@ -4525,14 +4700,14 @@
         </w:numPr>
         <w:rPr>
           <w:kern w:val="0"/>
-          <w:highlight w:val="darkGray"/>
-          <w14:ligatures w14:val="none"/>
-        </w:rPr>
-      </w:pPr>
-      <w:r>
-        <w:rPr>
-          <w:kern w:val="0"/>
-          <w:highlight w:val="darkGray"/>
+          <w:highlight w:val="green"/>
+          <w14:ligatures w14:val="none"/>
+        </w:rPr>
+      </w:pPr>
+      <w:r>
+        <w:rPr>
+          <w:kern w:val="0"/>
+          <w:highlight w:val="green"/>
           <w14:ligatures w14:val="none"/>
         </w:rPr>
         <w:t>I want to start displaying the time of the game/matchup in the pending results section for each matchup. We should start tracking the actual time so since it is captured in the v2/v4 screens and the manual tale of the tape it should also show in the pending results and recent results tracker. This would also help with the organizing of the game in the list we have.</w:t>
@@ -4547,14 +4722,14 @@
         </w:numPr>
         <w:rPr>
           <w:kern w:val="0"/>
-          <w:highlight w:val="darkGray"/>
-          <w14:ligatures w14:val="none"/>
-        </w:rPr>
-      </w:pPr>
-      <w:r>
-        <w:rPr>
-          <w:kern w:val="0"/>
-          <w:highlight w:val="darkGray"/>
+          <w:highlight w:val="green"/>
+          <w14:ligatures w14:val="none"/>
+        </w:rPr>
+      </w:pPr>
+      <w:r>
+        <w:rPr>
+          <w:kern w:val="0"/>
+          <w:highlight w:val="green"/>
           <w14:ligatures w14:val="none"/>
         </w:rPr>
         <w:t>I’m noticing differences in the mobile version of the app and the local browser version even though I’m using the same app version. Seems the mobile version is showing badges like Quad lock for games but the local version doesn’t show them. This could explain why you say you have fixed something on your end but I can’t see it on my end yet. What do you think?</w:t>
@@ -4569,12 +4744,14 @@
         </w:numPr>
         <w:rPr>
           <w:kern w:val="0"/>
-          <w14:ligatures w14:val="none"/>
-        </w:rPr>
-      </w:pPr>
-      <w:r>
-        <w:rPr>
-          <w:kern w:val="0"/>
+          <w:highlight w:val="green"/>
+          <w14:ligatures w14:val="none"/>
+        </w:rPr>
+      </w:pPr>
+      <w:r>
+        <w:rPr>
+          <w:kern w:val="0"/>
+          <w:highlight w:val="green"/>
           <w14:ligatures w14:val="none"/>
         </w:rPr>
         <w:lastRenderedPageBreak/>
@@ -4583,6 +4760,7 @@
       <w:r>
         <w:rPr>
           <w:kern w:val="0"/>
+          <w:highlight w:val="green"/>
           <w14:ligatures w14:val="none"/>
         </w:rPr>
         <w:t>Name variation scope that we have in the manual layer of the tale of the tape (and where its operating within other prediction engines) is starting to be more impactful and important than we think it is. Especially if a warning alert is flagged for a team (or a constant losing number like 4 surfaces). Prime example: Tonight the Dayton Flyers were predicted by our engines and by vegas to beat the Illinois state Redbirds. Even when abbreviations are ran, Dayton is seen to beat Illinois. Well here we are 15 minutes into the 1</w:t>
@@ -4590,6 +4768,7 @@
       <w:r>
         <w:rPr>
           <w:kern w:val="0"/>
+          <w:highlight w:val="green"/>
           <w:vertAlign w:val="superscript"/>
           <w14:ligatures w14:val="none"/>
         </w:rPr>
@@ -4598,6 +4777,7 @@
       <w:r>
         <w:rPr>
           <w:kern w:val="0"/>
+          <w:highlight w:val="green"/>
           <w14:ligatures w14:val="none"/>
         </w:rPr>
         <w:t xml:space="preserve"> quarter and Illinois is dominating Dayton and have a 15 point lead. The only explanation for that I can see in our numbers and tool is that Dayton has a red warning 4 in their name variations. Dayton beats Illinois in calendar points, badges engines agree, etc. but it looks like they are going to lose. They are 0-9 in 3 point shooting and they lost one of their point guards to injury. I feel we should put more weight on name variations and the rules to follow when certain alerts like “warn” come up. </w:t>
@@ -4612,12 +4792,14 @@
         </w:numPr>
         <w:rPr>
           <w:kern w:val="0"/>
-          <w14:ligatures w14:val="none"/>
-        </w:rPr>
-      </w:pPr>
-      <w:r>
-        <w:rPr>
-          <w:kern w:val="0"/>
+          <w:highlight w:val="green"/>
+          <w14:ligatures w14:val="none"/>
+        </w:rPr>
+      </w:pPr>
+      <w:r>
+        <w:rPr>
+          <w:kern w:val="0"/>
+          <w:highlight w:val="green"/>
           <w14:ligatures w14:val="none"/>
         </w:rPr>
         <w:t>Another discussion we need to finish is around the self-improvement engine</w:t>
@@ -4625,6 +4807,7 @@
       <w:r>
         <w:rPr>
           <w:kern w:val="0"/>
+          <w:highlight w:val="green"/>
           <w14:ligatures w14:val="none"/>
         </w:rPr>
         <w:t xml:space="preserve"> SEE SELF-IMPROVEMENT DOC</w:t>
@@ -4639,12 +4822,14 @@
         </w:numPr>
         <w:rPr>
           <w:kern w:val="0"/>
-          <w14:ligatures w14:val="none"/>
-        </w:rPr>
-      </w:pPr>
-      <w:r>
-        <w:rPr>
-          <w:kern w:val="0"/>
+          <w:highlight w:val="green"/>
+          <w14:ligatures w14:val="none"/>
+        </w:rPr>
+      </w:pPr>
+      <w:r>
+        <w:rPr>
+          <w:kern w:val="0"/>
+          <w:highlight w:val="green"/>
           <w14:ligatures w14:val="none"/>
         </w:rPr>
         <w:t xml:space="preserve">We also need to tighten our </w:t>
@@ -4652,6 +4837,7 @@
       <w:r>
         <w:rPr>
           <w:kern w:val="0"/>
+          <w:highlight w:val="green"/>
           <w14:ligatures w14:val="none"/>
         </w:rPr>
         <w:t>ship</w:t>
@@ -4659,6 +4845,7 @@
       <w:r>
         <w:rPr>
           <w:kern w:val="0"/>
+          <w:highlight w:val="green"/>
           <w14:ligatures w14:val="none"/>
         </w:rPr>
         <w:t xml:space="preserve"> on the initial v2 and v4 predictions that shouldn’t disagree as much as they do. Give me some options where we can improve our logic and formula to make v2 and v4 more accurate and aligned. That way when they do disagree we know we have more deep diving to do.</w:t>
@@ -4673,12 +4860,14 @@
         </w:numPr>
         <w:rPr>
           <w:kern w:val="0"/>
-          <w14:ligatures w14:val="none"/>
-        </w:rPr>
-      </w:pPr>
-      <w:r>
-        <w:rPr>
-          <w:kern w:val="0"/>
+          <w:highlight w:val="green"/>
+          <w14:ligatures w14:val="none"/>
+        </w:rPr>
+      </w:pPr>
+      <w:r>
+        <w:rPr>
+          <w:kern w:val="0"/>
+          <w:highlight w:val="green"/>
           <w14:ligatures w14:val="none"/>
         </w:rPr>
         <w:t>I’m still seeing the P switch in the NHL tab. We discussed ensuring that the Prediction symbol stays lock with the team that its on when the games starts, but I’m watching switch as the win probability goes over and below 50%. So this is happening on the NBA tab and NHL tab for sure</w:t>
@@ -4693,12 +4882,14 @@
         </w:numPr>
         <w:rPr>
           <w:kern w:val="0"/>
-          <w14:ligatures w14:val="none"/>
-        </w:rPr>
-      </w:pPr>
-      <w:r>
-        <w:rPr>
-          <w:kern w:val="0"/>
+          <w:highlight w:val="darkGray"/>
+          <w14:ligatures w14:val="none"/>
+        </w:rPr>
+      </w:pPr>
+      <w:r>
+        <w:rPr>
+          <w:kern w:val="0"/>
+          <w:highlight w:val="darkGray"/>
           <w14:ligatures w14:val="none"/>
         </w:rPr>
         <w:t>VPT Loser is a new badge but it already is highly reliable in predicting a loser and we are not tracking it’s progress in the Badge Summary. We need to fix that asap.</w:t>
@@ -4713,12 +4904,14 @@
         </w:numPr>
         <w:rPr>
           <w:kern w:val="0"/>
-          <w14:ligatures w14:val="none"/>
-        </w:rPr>
-      </w:pPr>
-      <w:r>
-        <w:rPr>
-          <w:kern w:val="0"/>
+          <w:highlight w:val="darkGray"/>
+          <w14:ligatures w14:val="none"/>
+        </w:rPr>
+      </w:pPr>
+      <w:r>
+        <w:rPr>
+          <w:kern w:val="0"/>
+          <w:highlight w:val="darkGray"/>
           <w14:ligatures w14:val="none"/>
         </w:rPr>
         <w:t>We still have badges that are having good prediction success that are not showing in the actual sidebar or anywhere else so it would be visible to us. 1 example is the V2 and V4 cover badges.</w:t>
@@ -4733,12 +4926,14 @@
         </w:numPr>
         <w:rPr>
           <w:kern w:val="0"/>
-          <w14:ligatures w14:val="none"/>
-        </w:rPr>
-      </w:pPr>
-      <w:r>
-        <w:rPr>
-          <w:kern w:val="0"/>
+          <w:highlight w:val="darkGray"/>
+          <w14:ligatures w14:val="none"/>
+        </w:rPr>
+      </w:pPr>
+      <w:r>
+        <w:rPr>
+          <w:kern w:val="0"/>
+          <w:highlight w:val="darkGray"/>
           <w14:ligatures w14:val="none"/>
         </w:rPr>
         <w:t>In addition to that, there are still badges that are not firing at all and we are seeing 20+ games/matchups a day. Badges like “Speed Intercept, Baseline Match, Chaldean DPM, Identity Overlap, DNA PRIMARY, DNA SECONDARY, VOID LOCK (TIER 1)  DNA + V4 AGREE, VPT + DNA (shows but is still greyed out in badge summary)</w:t>
@@ -4753,12 +4948,14 @@
         </w:numPr>
         <w:rPr>
           <w:kern w:val="0"/>
-          <w14:ligatures w14:val="none"/>
-        </w:rPr>
-      </w:pPr>
-      <w:r>
-        <w:rPr>
-          <w:kern w:val="0"/>
+          <w:highlight w:val="green"/>
+          <w14:ligatures w14:val="none"/>
+        </w:rPr>
+      </w:pPr>
+      <w:r>
+        <w:rPr>
+          <w:kern w:val="0"/>
+          <w:highlight w:val="green"/>
           <w14:ligatures w14:val="none"/>
         </w:rPr>
         <w:t xml:space="preserve">There are some cases where badges like V4 total correct, v4 total wrong are not pre-game or LIVE game badges. They can only report post-game. So this should be reported differently; maybe not in the badge summary because I would want to be able to drill down into the details to see which teams went </w:t>
@@ -4776,11 +4973,1595 @@
       <w:r>
         <w:rPr>
           <w:kern w:val="0"/>
+          <w:highlight w:val="green"/>
           <w14:ligatures w14:val="none"/>
         </w:rPr>
         <w:lastRenderedPageBreak/>
         <w:t>over and which didn’t and what other cases or situations were at play in that matchup</w:t>
       </w:r>
+    </w:p>
+    <w:p>
+      <w:pPr>
+        <w:pStyle w:val="ListParagraph"/>
+        <w:ind w:left="1440"/>
+        <w:rPr>
+          <w:kern w:val="0"/>
+          <w14:ligatures w14:val="none"/>
+        </w:rPr>
+      </w:pPr>
+    </w:p>
+    <w:p>
+      <w:pPr>
+        <w:pStyle w:val="Heading1"/>
+      </w:pPr>
+      <w:r>
+        <w:t>3/25/2026</w:t>
+      </w:r>
+    </w:p>
+    <w:p>
+      <w:pPr>
+        <w:pStyle w:val="ListParagraph"/>
+        <w:numPr>
+          <w:ilvl w:val="0"/>
+          <w:numId w:val="13"/>
+        </w:numPr>
+        <w:rPr>
+          <w:kern w:val="0"/>
+          <w:highlight w:val="green"/>
+          <w14:ligatures w14:val="none"/>
+        </w:rPr>
+      </w:pPr>
+      <w:r>
+        <w:rPr>
+          <w:kern w:val="0"/>
+          <w:highlight w:val="green"/>
+          <w14:ligatures w14:val="none"/>
+        </w:rPr>
+        <w:t>The MLB exclusions message and count on the overall w/l record of the accuracy tracker needs to be removed</w:t>
+      </w:r>
+    </w:p>
+    <w:p>
+      <w:pPr>
+        <w:pStyle w:val="ListParagraph"/>
+        <w:numPr>
+          <w:ilvl w:val="0"/>
+          <w:numId w:val="13"/>
+        </w:numPr>
+        <w:rPr>
+          <w:kern w:val="0"/>
+          <w:highlight w:val="green"/>
+          <w14:ligatures w14:val="none"/>
+        </w:rPr>
+      </w:pPr>
+      <w:r>
+        <w:rPr>
+          <w:kern w:val="0"/>
+          <w:highlight w:val="green"/>
+          <w14:ligatures w14:val="none"/>
+        </w:rPr>
+        <w:t>We need a valid need a valid certified V2 prediction engine for MLB. We should use stats and statistic modeling similar to what we do with NBA/CBB/NFL/CFL/NHL. What metrics or prediction constants would you use for Baseball/MLB?</w:t>
+      </w:r>
+    </w:p>
+    <w:p>
+      <w:pPr>
+        <w:pStyle w:val="ListParagraph"/>
+        <w:numPr>
+          <w:ilvl w:val="0"/>
+          <w:numId w:val="13"/>
+        </w:numPr>
+        <w:rPr>
+          <w:kern w:val="0"/>
+          <w:highlight w:val="green"/>
+          <w14:ligatures w14:val="none"/>
+        </w:rPr>
+      </w:pPr>
+      <w:r>
+        <w:rPr>
+          <w:kern w:val="0"/>
+          <w:highlight w:val="green"/>
+          <w14:ligatures w14:val="none"/>
+        </w:rPr>
+        <w:t xml:space="preserve">The ascending order of the v4 sidebar does not line up with the v2 list of games. We currently have the order going by date time and confidence level for v4 I believe, but this is not aligning with the v2 game cards so let’s change it to match v2. I believe v2 is ordered by </w:t>
+      </w:r>
+      <w:r>
+        <w:rPr>
+          <w:kern w:val="0"/>
+          <w:highlight w:val="green"/>
+          <w14:ligatures w14:val="none"/>
+        </w:rPr>
+        <w:t>game date, start time, and alphabetically order. Correct me if I’m wrong on that. Either way what we need is to see the games on the left match the games we’re seeing on the right as we scroll through both sides. They should have the same order.</w:t>
+      </w:r>
+    </w:p>
+    <w:p>
+      <w:pPr>
+        <w:pStyle w:val="ListParagraph"/>
+        <w:numPr>
+          <w:ilvl w:val="0"/>
+          <w:numId w:val="13"/>
+        </w:numPr>
+        <w:rPr>
+          <w:kern w:val="0"/>
+          <w:highlight w:val="darkGray"/>
+          <w14:ligatures w14:val="none"/>
+        </w:rPr>
+      </w:pPr>
+      <w:r>
+        <w:rPr>
+          <w:kern w:val="0"/>
+          <w:highlight w:val="darkGray"/>
+          <w14:ligatures w14:val="none"/>
+        </w:rPr>
+        <w:t>For Tennis the Challenger series/league still does not show up. This is a problem. Maybe we need to go back to the way we were processing tennis matches before and copy and paste because the Kalshi integration is not fully working. Games are still disappearing and reappearing; sometimes showing that they are LIVE and don’t actually start for HOURS. Could it be something in our Kalshi api keys we set up or something in the settings?</w:t>
+      </w:r>
+    </w:p>
+    <w:p>
+      <w:pPr>
+        <w:pStyle w:val="ListParagraph"/>
+        <w:numPr>
+          <w:ilvl w:val="0"/>
+          <w:numId w:val="13"/>
+        </w:numPr>
+        <w:rPr>
+          <w:kern w:val="0"/>
+          <w:highlight w:val="green"/>
+          <w14:ligatures w14:val="none"/>
+        </w:rPr>
+      </w:pPr>
+      <w:r>
+        <w:rPr>
+          <w:kern w:val="0"/>
+          <w:highlight w:val="green"/>
+          <w14:ligatures w14:val="none"/>
+        </w:rPr>
+        <w:t>I thing something may be wrong with the betting signals because the only colors/options that show are WATCH (rarely) and MONITOR (majority).</w:t>
+      </w:r>
+    </w:p>
+    <w:p>
+      <w:pPr>
+        <w:pStyle w:val="ListParagraph"/>
+        <w:numPr>
+          <w:ilvl w:val="0"/>
+          <w:numId w:val="13"/>
+        </w:numPr>
+        <w:rPr>
+          <w:kern w:val="0"/>
+          <w:highlight w:val="green"/>
+          <w14:ligatures w14:val="none"/>
+        </w:rPr>
+      </w:pPr>
+      <w:r>
+        <w:rPr>
+          <w:kern w:val="0"/>
+          <w:highlight w:val="green"/>
+          <w14:ligatures w14:val="none"/>
+        </w:rPr>
+        <w:t>The VPT + DNA Badge is still greyed out in the Badge Summary but it should be active and accruing game counts for when it was fired/active</w:t>
+      </w:r>
+      <w:r>
+        <w:rPr>
+          <w:kern w:val="0"/>
+          <w:highlight w:val="green"/>
+          <w14:ligatures w14:val="none"/>
+        </w:rPr>
+        <w:t>. I asked about this to be corrected in previous builds but it (along with other badges being greyed out) is still happening</w:t>
+      </w:r>
+    </w:p>
+    <w:p>
+      <w:pPr>
+        <w:rPr>
+          <w:kern w:val="0"/>
+          <w:highlight w:val="green"/>
+          <w14:ligatures w14:val="none"/>
+        </w:rPr>
+      </w:pPr>
+    </w:p>
+    <w:p>
+      <w:pPr>
+        <w:pStyle w:val="Heading1"/>
+      </w:pPr>
+      <w:r>
+        <w:t>3/26/2026</w:t>
+      </w:r>
+    </w:p>
+    <w:p>
+      <w:pPr>
+        <w:pStyle w:val="ListParagraph"/>
+        <w:numPr>
+          <w:ilvl w:val="0"/>
+          <w:numId w:val="14"/>
+        </w:numPr>
+        <w:rPr>
+          <w:highlight w:val="green"/>
+        </w:rPr>
+      </w:pPr>
+      <w:r>
+        <w:rPr>
+          <w:highlight w:val="green"/>
+        </w:rPr>
+        <w:t>V3 modeling engine popped up for one of the matches today and I’m wondering what that logic looks like. Does it conflict with our v4 model. We haven’t really brought up v3 a lot but I’m curious if its still benefits us to keep it in the code</w:t>
+      </w:r>
+    </w:p>
+    <w:p>
+      <w:pPr>
+        <w:pStyle w:val="ListParagraph"/>
+        <w:numPr>
+          <w:ilvl w:val="0"/>
+          <w:numId w:val="14"/>
+        </w:numPr>
+        <w:rPr>
+          <w:highlight w:val="green"/>
+        </w:rPr>
+      </w:pPr>
+      <w:r>
+        <w:rPr>
+          <w:highlight w:val="green"/>
+        </w:rPr>
+        <w:lastRenderedPageBreak/>
+        <w:t>We should start labeling each html file released with a version number (x.x) and ensure the version number tag shows at the top of the application in the CHRONOS-WP V4 heading. As a matter of fact, we should remove V4 from the title and replace it with the version number. That way going forward when we are comparing two different versions we see the numbers of the version represented at the top of the page. The font of the version number should be smaller than the heading font size and the font color should be gold.</w:t>
+      </w:r>
+    </w:p>
+    <w:p>
+      <w:pPr>
+        <w:pStyle w:val="ListParagraph"/>
+        <w:numPr>
+          <w:ilvl w:val="0"/>
+          <w:numId w:val="14"/>
+        </w:numPr>
+        <w:rPr>
+          <w:highlight w:val="green"/>
+        </w:rPr>
+      </w:pPr>
+      <w:r>
+        <w:rPr>
+          <w:highlight w:val="green"/>
+        </w:rPr>
+        <w:t>I want to make sure that our parlay list being generated daily are reading all of the signals (badges, flags, tags, confidence scores, vw scores composite scores) when picking parlays. Essentially we should see the teams/players that we are predicting to win or have a high probability of winning</w:t>
+      </w:r>
+    </w:p>
+    <w:p>
+      <w:pPr>
+        <w:rPr>
+          <w:kern w:val="0"/>
+          <w:highlight w:val="green"/>
+          <w14:ligatures w14:val="none"/>
+        </w:rPr>
+      </w:pPr>
+    </w:p>
+    <w:p>
+      <w:pPr>
+        <w:pStyle w:val="Heading1"/>
+      </w:pPr>
+      <w:r>
+        <w:t>3/27/2026</w:t>
+      </w:r>
+    </w:p>
+    <w:p>
+      <w:pPr>
+        <w:pStyle w:val="NormalWeb"/>
+        <w:numPr>
+          <w:ilvl w:val="0"/>
+          <w:numId w:val="15"/>
+        </w:numPr>
+        <w:rPr>
+          <w:highlight w:val="green"/>
+        </w:rPr>
+      </w:pPr>
+      <w:r>
+        <w:rPr>
+          <w:highlight w:val="green"/>
+        </w:rPr>
+        <w:t>For some reason V1 modeling/engine is being attached to tale of the tape results that have been manually resolved. Instead of v4 or Tape showing as the model in the recent results log, V1 is showing up out of no where</w:t>
+      </w:r>
+    </w:p>
+    <w:p>
+      <w:pPr>
+        <w:pStyle w:val="NormalWeb"/>
+        <w:numPr>
+          <w:ilvl w:val="0"/>
+          <w:numId w:val="15"/>
+        </w:numPr>
+        <w:rPr>
+          <w:highlight w:val="green"/>
+        </w:rPr>
+      </w:pPr>
+      <w:r>
+        <w:rPr>
+          <w:highlight w:val="green"/>
+        </w:rPr>
+        <w:t xml:space="preserve">We have this message in the badge accuracy report and the count keeps going up. </w:t>
+      </w:r>
+      <w:r>
+        <w:rPr>
+          <w:rFonts w:ascii="Segoe UI Emoji" w:hAnsi="Segoe UI Emoji" w:cs="Segoe UI Emoji"/>
+          <w:highlight w:val="green"/>
+        </w:rPr>
+        <w:t>⚠️</w:t>
+      </w:r>
+      <w:r>
+        <w:rPr>
+          <w:highlight w:val="green"/>
+        </w:rPr>
+        <w:t xml:space="preserve"> 9 older records are missing alignment badge data (quadLock/tripleAlign/upsetAlert/trapFlag). These fields are now stored automatically for all new games. Conviction tier badges (Golden Key, Structural Lock etc.) are available for all records. Why is this happening?</w:t>
+      </w:r>
+    </w:p>
+    <w:p>
+      <w:pPr>
+        <w:pStyle w:val="NormalWeb"/>
+        <w:numPr>
+          <w:ilvl w:val="0"/>
+          <w:numId w:val="15"/>
+        </w:numPr>
+        <w:rPr>
+          <w:highlight w:val="green"/>
+        </w:rPr>
+      </w:pPr>
+      <w:r>
+        <w:rPr>
+          <w:highlight w:val="green"/>
+        </w:rPr>
+        <w:t xml:space="preserve">We are still seeing the following badges inactive (greyed out) in the badge </w:t>
+      </w:r>
+      <w:r>
+        <w:rPr>
+          <w:highlight w:val="green"/>
+        </w:rPr>
+        <w:t>accuracy</w:t>
+      </w:r>
+      <w:r>
+        <w:rPr>
+          <w:highlight w:val="green"/>
+        </w:rPr>
+        <w:t xml:space="preserve"> report</w:t>
+      </w:r>
+      <w:r>
+        <w:rPr>
+          <w:highlight w:val="green"/>
+        </w:rPr>
+        <w:t xml:space="preserve"> (BAR)</w:t>
+      </w:r>
+      <w:r>
+        <w:rPr>
+          <w:highlight w:val="green"/>
+        </w:rPr>
+        <w:t>. Some of them have fired but still show inactive</w:t>
+      </w:r>
+      <w:r>
+        <w:rPr>
+          <w:highlight w:val="green"/>
+        </w:rPr>
+        <w:t xml:space="preserve"> and two of them are not showing at all</w:t>
+      </w:r>
+      <w:r>
+        <w:rPr>
+          <w:highlight w:val="green"/>
+        </w:rPr>
+        <w:t>:</w:t>
+      </w:r>
+    </w:p>
+    <w:p>
+      <w:pPr>
+        <w:pStyle w:val="ListParagraph"/>
+        <w:numPr>
+          <w:ilvl w:val="1"/>
+          <w:numId w:val="15"/>
+        </w:numPr>
+        <w:rPr>
+          <w:highlight w:val="green"/>
+        </w:rPr>
+      </w:pPr>
+      <w:r>
+        <w:rPr>
+          <w:rFonts w:ascii="Segoe UI Emoji" w:hAnsi="Segoe UI Emoji" w:cs="Segoe UI Emoji"/>
+          <w:highlight w:val="green"/>
+        </w:rPr>
+        <w:t>🧬</w:t>
+      </w:r>
+      <w:r>
+        <w:rPr>
+          <w:highlight w:val="green"/>
+        </w:rPr>
+        <w:t xml:space="preserve"> DNA: SECONDARY</w:t>
+      </w:r>
+    </w:p>
+    <w:p>
+      <w:pPr>
+        <w:pStyle w:val="ListParagraph"/>
+        <w:numPr>
+          <w:ilvl w:val="1"/>
+          <w:numId w:val="15"/>
+        </w:numPr>
+        <w:rPr>
+          <w:highlight w:val="green"/>
+        </w:rPr>
+      </w:pPr>
+      <w:r>
+        <w:rPr>
+          <w:rFonts w:ascii="Segoe UI Emoji" w:hAnsi="Segoe UI Emoji" w:cs="Segoe UI Emoji"/>
+          <w:highlight w:val="green"/>
+        </w:rPr>
+        <w:t>🧬</w:t>
+      </w:r>
+      <w:r>
+        <w:rPr>
+          <w:highlight w:val="green"/>
+        </w:rPr>
+        <w:t xml:space="preserve"> DNA: PROXIMITY</w:t>
+      </w:r>
+    </w:p>
+    <w:p>
+      <w:pPr>
+        <w:pStyle w:val="ListParagraph"/>
+        <w:numPr>
+          <w:ilvl w:val="1"/>
+          <w:numId w:val="15"/>
+        </w:numPr>
+        <w:rPr>
+          <w:highlight w:val="green"/>
+        </w:rPr>
+      </w:pPr>
+      <w:r>
+        <w:rPr>
+          <w:rFonts w:ascii="Segoe UI Emoji" w:hAnsi="Segoe UI Emoji" w:cs="Segoe UI Emoji"/>
+          <w:highlight w:val="green"/>
+        </w:rPr>
+        <w:t>🧬</w:t>
+      </w:r>
+      <w:r>
+        <w:rPr>
+          <w:highlight w:val="green"/>
+        </w:rPr>
+        <w:t xml:space="preserve"> DNA+V4 AGREE</w:t>
+      </w:r>
+    </w:p>
+    <w:p>
+      <w:pPr>
+        <w:pStyle w:val="ListParagraph"/>
+        <w:numPr>
+          <w:ilvl w:val="1"/>
+          <w:numId w:val="15"/>
+        </w:numPr>
+        <w:rPr>
+          <w:highlight w:val="green"/>
+        </w:rPr>
+      </w:pPr>
+      <w:r>
+        <w:rPr>
+          <w:rFonts w:ascii="Segoe UI Emoji" w:hAnsi="Segoe UI Emoji" w:cs="Segoe UI Emoji"/>
+          <w:highlight w:val="green"/>
+        </w:rPr>
+        <w:t>🧬</w:t>
+      </w:r>
+      <w:r>
+        <w:rPr>
+          <w:highlight w:val="green"/>
+        </w:rPr>
+        <w:t xml:space="preserve"> DNA≠V4</w:t>
+      </w:r>
+    </w:p>
+    <w:p>
+      <w:pPr>
+        <w:pStyle w:val="ListParagraph"/>
+        <w:numPr>
+          <w:ilvl w:val="1"/>
+          <w:numId w:val="15"/>
+        </w:numPr>
+        <w:rPr>
+          <w:highlight w:val="green"/>
+        </w:rPr>
+      </w:pPr>
+      <w:r>
+        <w:rPr>
+          <w:rFonts w:ascii="Segoe UI Emoji" w:hAnsi="Segoe UI Emoji" w:cs="Segoe UI Emoji"/>
+          <w:highlight w:val="green"/>
+        </w:rPr>
+        <w:t>⚡🧬</w:t>
+      </w:r>
+      <w:r>
+        <w:rPr>
+          <w:highlight w:val="green"/>
+        </w:rPr>
+        <w:t xml:space="preserve"> VPT+DNA</w:t>
+      </w:r>
+    </w:p>
+    <w:p>
+      <w:pPr>
+        <w:pStyle w:val="ListParagraph"/>
+        <w:numPr>
+          <w:ilvl w:val="1"/>
+          <w:numId w:val="15"/>
+        </w:numPr>
+        <w:rPr>
+          <w:highlight w:val="green"/>
+        </w:rPr>
+      </w:pPr>
+      <w:r>
+        <w:rPr>
+          <w:rFonts w:ascii="Segoe UI Emoji" w:hAnsi="Segoe UI Emoji" w:cs="Segoe UI Emoji"/>
+          <w:highlight w:val="green"/>
+        </w:rPr>
+        <w:t>⚠️</w:t>
+      </w:r>
+      <w:r>
+        <w:rPr>
+          <w:highlight w:val="green"/>
+        </w:rPr>
+        <w:t xml:space="preserve"> VPT+DNA LOSER</w:t>
+      </w:r>
+    </w:p>
+    <w:p>
+      <w:pPr>
+        <w:pStyle w:val="ListParagraph"/>
+        <w:numPr>
+          <w:ilvl w:val="1"/>
+          <w:numId w:val="15"/>
+        </w:numPr>
+        <w:rPr>
+          <w:highlight w:val="green"/>
+        </w:rPr>
+      </w:pPr>
+      <w:r>
+        <w:rPr>
+          <w:rFonts w:ascii="Segoe UI Emoji" w:hAnsi="Segoe UI Emoji" w:cs="Segoe UI Emoji"/>
+          <w:highlight w:val="green"/>
+        </w:rPr>
+        <w:t>☠️</w:t>
+      </w:r>
+      <w:r>
+        <w:rPr>
+          <w:highlight w:val="green"/>
+        </w:rPr>
+        <w:t xml:space="preserve"> VOID LOCK (Tier 1)</w:t>
+      </w:r>
+    </w:p>
+    <w:p>
+      <w:pPr>
+        <w:pStyle w:val="ListParagraph"/>
+        <w:numPr>
+          <w:ilvl w:val="1"/>
+          <w:numId w:val="15"/>
+        </w:numPr>
+        <w:rPr>
+          <w:highlight w:val="green"/>
+        </w:rPr>
+      </w:pPr>
+      <w:r>
+        <w:rPr>
+          <w:rFonts w:ascii="Segoe UI Emoji" w:hAnsi="Segoe UI Emoji" w:cs="Segoe UI Emoji"/>
+          <w:highlight w:val="green"/>
+        </w:rPr>
+        <w:t>🎯</w:t>
+      </w:r>
+      <w:r>
+        <w:rPr>
+          <w:highlight w:val="green"/>
+        </w:rPr>
+        <w:t xml:space="preserve"> V4 TOTAL CORRECT</w:t>
+      </w:r>
+    </w:p>
+    <w:p>
+      <w:pPr>
+        <w:pStyle w:val="ListParagraph"/>
+        <w:numPr>
+          <w:ilvl w:val="1"/>
+          <w:numId w:val="15"/>
+        </w:numPr>
+        <w:rPr>
+          <w:highlight w:val="green"/>
+        </w:rPr>
+      </w:pPr>
+      <w:r>
+        <w:rPr>
+          <w:rFonts w:ascii="Segoe UI Emoji" w:hAnsi="Segoe UI Emoji" w:cs="Segoe UI Emoji"/>
+          <w:highlight w:val="green"/>
+        </w:rPr>
+        <w:t>🎯</w:t>
+      </w:r>
+      <w:r>
+        <w:rPr>
+          <w:highlight w:val="green"/>
+        </w:rPr>
+        <w:t xml:space="preserve"> V4 TOTAL WRONG</w:t>
+      </w:r>
+    </w:p>
+    <w:p>
+      <w:pPr>
+        <w:pStyle w:val="ListParagraph"/>
+        <w:numPr>
+          <w:ilvl w:val="1"/>
+          <w:numId w:val="15"/>
+        </w:numPr>
+        <w:rPr>
+          <w:highlight w:val="green"/>
+        </w:rPr>
+      </w:pPr>
+      <w:r>
+        <w:rPr>
+          <w:rFonts w:ascii="Segoe UI Emoji" w:hAnsi="Segoe UI Emoji" w:cs="Segoe UI Emoji"/>
+          <w:highlight w:val="green"/>
+        </w:rPr>
+        <w:t>🎯</w:t>
+      </w:r>
+      <w:r>
+        <w:rPr>
+          <w:highlight w:val="green"/>
+        </w:rPr>
+        <w:t xml:space="preserve"> IDENTITY OVERLAP</w:t>
+      </w:r>
+    </w:p>
+    <w:p>
+      <w:pPr>
+        <w:pStyle w:val="ListParagraph"/>
+        <w:numPr>
+          <w:ilvl w:val="1"/>
+          <w:numId w:val="15"/>
+        </w:numPr>
+        <w:rPr>
+          <w:highlight w:val="green"/>
+        </w:rPr>
+      </w:pPr>
+      <w:r>
+        <w:rPr>
+          <w:rFonts w:ascii="Segoe UI Emoji" w:hAnsi="Segoe UI Emoji" w:cs="Segoe UI Emoji"/>
+          <w:highlight w:val="green"/>
+        </w:rPr>
+        <w:t>⚡</w:t>
+      </w:r>
+      <w:r>
+        <w:rPr>
+          <w:highlight w:val="green"/>
+        </w:rPr>
+        <w:t xml:space="preserve"> SPEED INTERCEPT</w:t>
+      </w:r>
+    </w:p>
+    <w:p>
+      <w:pPr>
+        <w:pStyle w:val="ListParagraph"/>
+        <w:numPr>
+          <w:ilvl w:val="1"/>
+          <w:numId w:val="15"/>
+        </w:numPr>
+        <w:rPr>
+          <w:highlight w:val="green"/>
+        </w:rPr>
+      </w:pPr>
+      <w:r>
+        <w:rPr>
+          <w:rFonts w:ascii="Segoe UI Emoji" w:hAnsi="Segoe UI Emoji" w:cs="Segoe UI Emoji"/>
+          <w:highlight w:val="green"/>
+        </w:rPr>
+        <w:lastRenderedPageBreak/>
+        <w:t>🔮</w:t>
+      </w:r>
+      <w:r>
+        <w:rPr>
+          <w:highlight w:val="green"/>
+        </w:rPr>
+        <w:t xml:space="preserve"> CHALDEAN DPM</w:t>
+      </w:r>
+    </w:p>
+    <w:p>
+      <w:pPr>
+        <w:pStyle w:val="ListParagraph"/>
+        <w:numPr>
+          <w:ilvl w:val="1"/>
+          <w:numId w:val="15"/>
+        </w:numPr>
+        <w:rPr>
+          <w:rFonts w:ascii="Segoe UI" w:eastAsia="Times New Roman" w:hAnsi="Segoe UI" w:cs="Segoe UI"/>
+          <w:b/>
+          <w:bCs/>
+          <w:color w:val="6B7280"/>
+          <w:kern w:val="0"/>
+          <w:sz w:val="20"/>
+          <w:szCs w:val="20"/>
+          <w:highlight w:val="green"/>
+          <w14:ligatures w14:val="none"/>
+        </w:rPr>
+      </w:pPr>
+      <w:r>
+        <w:rPr>
+          <w:rFonts w:ascii="Segoe UI Emoji" w:hAnsi="Segoe UI Emoji" w:cs="Segoe UI Emoji"/>
+          <w:highlight w:val="green"/>
+        </w:rPr>
+        <w:t>📊</w:t>
+      </w:r>
+      <w:r>
+        <w:rPr>
+          <w:highlight w:val="green"/>
+        </w:rPr>
+        <w:t xml:space="preserve"> BASELINE MATCH</w:t>
+      </w:r>
+    </w:p>
+    <w:p>
+      <w:pPr>
+        <w:pStyle w:val="ListParagraph"/>
+        <w:numPr>
+          <w:ilvl w:val="1"/>
+          <w:numId w:val="15"/>
+        </w:numPr>
+        <w:rPr>
+          <w:rFonts w:ascii="Segoe UI" w:eastAsia="Times New Roman" w:hAnsi="Segoe UI" w:cs="Segoe UI"/>
+          <w:b/>
+          <w:bCs/>
+          <w:color w:val="6B7280"/>
+          <w:kern w:val="0"/>
+          <w:sz w:val="20"/>
+          <w:szCs w:val="20"/>
+          <w:highlight w:val="green"/>
+          <w14:ligatures w14:val="none"/>
+        </w:rPr>
+      </w:pPr>
+      <w:r>
+        <w:rPr>
+          <w:rFonts w:ascii="Segoe UI Emoji" w:hAnsi="Segoe UI Emoji" w:cs="Segoe UI Emoji"/>
+          <w:highlight w:val="green"/>
+        </w:rPr>
+        <w:t>V4 Dissent – Fires but does not show in the Badge Accuracy Report (BAR)</w:t>
+      </w:r>
+    </w:p>
+    <w:p>
+      <w:pPr>
+        <w:pStyle w:val="ListParagraph"/>
+        <w:numPr>
+          <w:ilvl w:val="1"/>
+          <w:numId w:val="15"/>
+        </w:numPr>
+        <w:rPr>
+          <w:rFonts w:ascii="Segoe UI" w:eastAsia="Times New Roman" w:hAnsi="Segoe UI" w:cs="Segoe UI"/>
+          <w:b/>
+          <w:bCs/>
+          <w:color w:val="6B7280"/>
+          <w:kern w:val="0"/>
+          <w:sz w:val="20"/>
+          <w:szCs w:val="20"/>
+          <w:highlight w:val="green"/>
+          <w14:ligatures w14:val="none"/>
+        </w:rPr>
+      </w:pPr>
+      <w:r>
+        <w:rPr>
+          <w:rFonts w:ascii="Segoe UI Emoji" w:hAnsi="Segoe UI Emoji" w:cs="Segoe UI Emoji"/>
+          <w:highlight w:val="green"/>
+        </w:rPr>
+        <w:t>V4 Trust – Fires but does not show in the BAR</w:t>
+      </w:r>
+    </w:p>
+    <w:p>
+      <w:pPr>
+        <w:pStyle w:val="ListParagraph"/>
+        <w:numPr>
+          <w:ilvl w:val="1"/>
+          <w:numId w:val="15"/>
+        </w:numPr>
+        <w:rPr>
+          <w:rFonts w:ascii="Segoe UI" w:eastAsia="Times New Roman" w:hAnsi="Segoe UI" w:cs="Segoe UI"/>
+          <w:b/>
+          <w:bCs/>
+          <w:color w:val="6B7280"/>
+          <w:kern w:val="0"/>
+          <w:sz w:val="20"/>
+          <w:szCs w:val="20"/>
+          <w:highlight w:val="green"/>
+          <w14:ligatures w14:val="none"/>
+        </w:rPr>
+      </w:pPr>
+      <w:r>
+        <w:rPr>
+          <w:rFonts w:ascii="Segoe UI Emoji" w:hAnsi="Segoe UI Emoji" w:cs="Segoe UI Emoji"/>
+          <w:highlight w:val="green"/>
+        </w:rPr>
+        <w:t>LOPSIDED – Fires but does not show in the BAR</w:t>
+      </w:r>
+      <w:r>
+        <w:rPr>
+          <w:highlight w:val="green"/>
+        </w:rPr>
+        <w:br/>
+      </w:r>
+    </w:p>
+    <w:p>
+      <w:pPr>
+        <w:pStyle w:val="ListParagraph"/>
+        <w:numPr>
+          <w:ilvl w:val="0"/>
+          <w:numId w:val="15"/>
+        </w:numPr>
+        <w:rPr>
+          <w:rFonts w:ascii="Times New Roman" w:eastAsia="Times New Roman" w:hAnsi="Times New Roman" w:cs="Times New Roman"/>
+          <w:kern w:val="0"/>
+          <w:highlight w:val="green"/>
+          <w14:ligatures w14:val="none"/>
+        </w:rPr>
+      </w:pPr>
+      <w:r>
+        <w:rPr>
+          <w:rFonts w:ascii="Times New Roman" w:eastAsia="Times New Roman" w:hAnsi="Times New Roman" w:cs="Times New Roman"/>
+          <w:kern w:val="0"/>
+          <w:highlight w:val="green"/>
+          <w14:ligatures w14:val="none"/>
+        </w:rPr>
+        <w:t xml:space="preserve">I’m disappointed in the calendar accuracy we’ve been having lately. The calendars are a key pillar in our methodology to predict winners and not one of them has stayed over 60% accuracy. Even SOL calendar has dropped Maybe it is time to recalibrate our calendars and adjust to the actual winners and see how long we can get accurate picks before needing to adjust again. What we would need to do is set a new anchor date based on when that calendar pick a winning team consistently. We will likely need to use our vibrational weather pattern trackers to construct a sequence of winning root numbers and re-calibrate one to three of our calendars (as a test) to match those winning root numbers and let it progress from there. That is what I mean by recalibration. </w:t>
+      </w:r>
+      <w:r>
+        <w:rPr>
+          <w:highlight w:val="green"/>
+        </w:rPr>
+        <w:t>V4 Mode A and Mode B are underperforming or at a coinflip in predictions. What can we do to tighten this ship? Do you agree with my thought to recalibrate? What sections of code or logic would that affect? Could we possibly do a back test to see if it would have garnered us more accurate predictions yesterday or another day?</w:t>
+      </w:r>
+    </w:p>
+    <w:p>
+      <w:pPr>
+        <w:pStyle w:val="ListParagraph"/>
+        <w:numPr>
+          <w:ilvl w:val="0"/>
+          <w:numId w:val="15"/>
+        </w:numPr>
+        <w:rPr>
+          <w:kern w:val="0"/>
+          <w:highlight w:val="green"/>
+          <w14:ligatures w14:val="none"/>
+        </w:rPr>
+      </w:pPr>
+      <w:r>
+        <w:rPr>
+          <w:kern w:val="0"/>
+          <w:highlight w:val="green"/>
+          <w14:ligatures w14:val="none"/>
+        </w:rPr>
+        <w:t>I’m concerned we may not have covered everything we discussed before Regarding the SEI, Are we currently doing this:</w:t>
+      </w:r>
+      <w:r>
+        <w:rPr>
+          <w:kern w:val="0"/>
+          <w:highlight w:val="green"/>
+          <w14:ligatures w14:val="none"/>
+        </w:rPr>
+        <w:br/>
+        <w:t>After each day's results, analyze: which conviction tiers, which calendar combinations, which root alignments actually predicted winners</w:t>
+      </w:r>
+    </w:p>
+    <w:p>
+      <w:pPr>
+        <w:pStyle w:val="ListParagraph"/>
+        <w:numPr>
+          <w:ilvl w:val="1"/>
+          <w:numId w:val="8"/>
+        </w:numPr>
+        <w:rPr>
+          <w:kern w:val="0"/>
+          <w:highlight w:val="green"/>
+          <w14:ligatures w14:val="none"/>
+        </w:rPr>
+      </w:pPr>
+      <w:r>
+        <w:rPr>
+          <w:kern w:val="0"/>
+          <w:highlight w:val="green"/>
+          <w14:ligatures w14:val="none"/>
+        </w:rPr>
+        <w:t>Adjust the weights — e.g. if G-Roll has been the top calendar for 5 consecutive days, increase its scoring weight in the VW composite</w:t>
+      </w:r>
+    </w:p>
+    <w:p>
+      <w:pPr>
+        <w:pStyle w:val="ListParagraph"/>
+        <w:numPr>
+          <w:ilvl w:val="1"/>
+          <w:numId w:val="8"/>
+        </w:numPr>
+        <w:rPr>
+          <w:kern w:val="0"/>
+          <w:highlight w:val="green"/>
+          <w14:ligatures w14:val="none"/>
+        </w:rPr>
+      </w:pPr>
+      <w:r>
+        <w:rPr>
+          <w:kern w:val="0"/>
+          <w:highlight w:val="green"/>
+          <w14:ligatures w14:val="none"/>
+        </w:rPr>
+        <w:t>If V4 HIGH conviction has been wrong 60% of the time in CBB this week, automatically lower the confidence boost it applies</w:t>
+      </w:r>
+    </w:p>
+    <w:p>
+      <w:pPr>
+        <w:pStyle w:val="ListParagraph"/>
+        <w:numPr>
+          <w:ilvl w:val="1"/>
+          <w:numId w:val="8"/>
+        </w:numPr>
+        <w:rPr>
+          <w:kern w:val="0"/>
+          <w:highlight w:val="green"/>
+          <w14:ligatures w14:val="none"/>
+        </w:rPr>
+      </w:pPr>
+      <w:r>
+        <w:rPr>
+          <w:kern w:val="0"/>
+          <w:highlight w:val="green"/>
+          <w14:ligatures w14:val="none"/>
+        </w:rPr>
+        <w:t>If DNA skip pattern agrees with V4 and that combo wins 73%, automatically increase the composite score bump when both agree</w:t>
+      </w:r>
+    </w:p>
+    <w:p>
+      <w:pPr>
+        <w:pStyle w:val="ListParagraph"/>
+        <w:numPr>
+          <w:ilvl w:val="1"/>
+          <w:numId w:val="8"/>
+        </w:numPr>
+        <w:rPr>
+          <w:kern w:val="0"/>
+          <w:highlight w:val="green"/>
+          <w14:ligatures w14:val="none"/>
+        </w:rPr>
+      </w:pPr>
+      <w:r>
+        <w:rPr>
+          <w:kern w:val="0"/>
+          <w:highlight w:val="green"/>
+          <w14:ligatures w14:val="none"/>
+        </w:rPr>
+        <w:t>What we can do now that's genuine self-improvement:</w:t>
+      </w:r>
+    </w:p>
+    <w:p>
+      <w:pPr>
+        <w:pStyle w:val="ListParagraph"/>
+        <w:numPr>
+          <w:ilvl w:val="1"/>
+          <w:numId w:val="8"/>
+        </w:numPr>
+        <w:rPr>
+          <w:kern w:val="0"/>
+          <w:highlight w:val="green"/>
+          <w14:ligatures w14:val="none"/>
+        </w:rPr>
+      </w:pPr>
+      <w:r>
+        <w:rPr>
+          <w:kern w:val="0"/>
+          <w:highlight w:val="green"/>
+          <w14:ligatures w14:val="none"/>
+        </w:rPr>
+        <w:t>The Calendar Leaderboard already identifies which calendars are winning — we could automatically reorder the tsCalKeys array to weight top-performing calendars more heavily in scoring</w:t>
+      </w:r>
+    </w:p>
+    <w:p>
+      <w:pPr>
+        <w:pStyle w:val="ListParagraph"/>
+        <w:numPr>
+          <w:ilvl w:val="1"/>
+          <w:numId w:val="15"/>
+        </w:numPr>
+        <w:rPr>
+          <w:kern w:val="0"/>
+          <w:highlight w:val="green"/>
+          <w14:ligatures w14:val="none"/>
+        </w:rPr>
+      </w:pPr>
+      <w:r>
+        <w:rPr>
+          <w:kern w:val="0"/>
+          <w:highlight w:val="green"/>
+          <w14:ligatures w14:val="none"/>
+        </w:rPr>
+        <w:t>The V4 conviction tier analysis could automatically adjust the confidence thresholds (right now they're hardcoded at 85%/90%/95%) based on where the actual accuracy breakpoints appear in your data The DNA target roots could update daily from getObservedDailyRoots() which already happens</w:t>
+      </w:r>
+    </w:p>
+    <w:p>
+      <w:pPr>
+        <w:pStyle w:val="ListParagraph"/>
+        <w:numPr>
+          <w:ilvl w:val="0"/>
+          <w:numId w:val="15"/>
+        </w:numPr>
+        <w:rPr>
+          <w:kern w:val="0"/>
+          <w:highlight w:val="green"/>
+          <w14:ligatures w14:val="none"/>
+        </w:rPr>
+      </w:pPr>
+      <w:r>
+        <w:rPr>
+          <w:kern w:val="0"/>
+          <w:highlight w:val="green"/>
+          <w14:ligatures w14:val="none"/>
+        </w:rPr>
+        <w:lastRenderedPageBreak/>
+        <w:t>We need to revisit the data shown in the v2 vs v4 framework screen because a lot of information seems to be duplicated and we are not using the full set of games in the sport to sport breakdown most times. I may be looking at this wrong but I think we can be much clearer. The font size needs to increase as well.</w:t>
+      </w:r>
+    </w:p>
+    <w:p>
+      <w:pPr>
+        <w:pStyle w:val="NormalWeb"/>
+        <w:numPr>
+          <w:ilvl w:val="0"/>
+          <w:numId w:val="15"/>
+        </w:numPr>
+        <w:rPr>
+          <w:highlight w:val="green"/>
+        </w:rPr>
+      </w:pPr>
+      <w:r>
+        <w:rPr>
+          <w:highlight w:val="green"/>
+        </w:rPr>
+        <w:t>What classifies the Badge VOID TRAP to show as a win in the Badge Summary? Does it result in a win if Team A (v2) wins or Team B (v4) wins. I need to understand why we are saying that it is a reliable predictor.</w:t>
+      </w:r>
+    </w:p>
+    <w:p>
+      <w:pPr>
+        <w:pStyle w:val="ListParagraph"/>
+        <w:numPr>
+          <w:ilvl w:val="0"/>
+          <w:numId w:val="15"/>
+        </w:numPr>
+        <w:rPr>
+          <w:kern w:val="0"/>
+          <w:highlight w:val="green"/>
+          <w14:ligatures w14:val="none"/>
+        </w:rPr>
+      </w:pPr>
+      <w:r>
+        <w:rPr>
+          <w:kern w:val="0"/>
+          <w:highlight w:val="green"/>
+          <w14:ligatures w14:val="none"/>
+        </w:rPr>
+        <w:t>DNA Primes in the Name variations panel of the Tale of the TaPe seem to still be hardcoded as 7 1 3 but 7 has been the only proven number to hit consistently</w:t>
+      </w:r>
+    </w:p>
+    <w:p>
+      <w:pPr>
+        <w:pStyle w:val="ListParagraph"/>
+        <w:numPr>
+          <w:ilvl w:val="0"/>
+          <w:numId w:val="15"/>
+        </w:numPr>
+        <w:rPr>
+          <w:kern w:val="0"/>
+          <w:highlight w:val="green"/>
+          <w14:ligatures w14:val="none"/>
+        </w:rPr>
+      </w:pPr>
+      <w:r>
+        <w:rPr>
+          <w:kern w:val="0"/>
+          <w:highlight w:val="green"/>
+          <w14:ligatures w14:val="none"/>
+        </w:rPr>
+        <w:t xml:space="preserve">Athletics is showing as the full team name in our tool instead of </w:t>
+      </w:r>
+    </w:p>
+    <w:p>
+      <w:pPr>
+        <w:pStyle w:val="ListParagraph"/>
+        <w:numPr>
+          <w:ilvl w:val="0"/>
+          <w:numId w:val="15"/>
+        </w:numPr>
+        <w:rPr>
+          <w:kern w:val="0"/>
+          <w:highlight w:val="green"/>
+          <w14:ligatures w14:val="none"/>
+        </w:rPr>
+      </w:pPr>
+      <w:r>
+        <w:rPr>
+          <w:kern w:val="0"/>
+          <w:highlight w:val="green"/>
+          <w14:ligatures w14:val="none"/>
+        </w:rPr>
+        <w:t>Our new combinator has a title that it auto-populates from today’s parlay league but matches and teams that play on a future date are being pulled in. I want to focus on today’s current games only for now.</w:t>
+      </w:r>
+    </w:p>
+    <w:p>
+      <w:pPr>
+        <w:pStyle w:val="ListParagraph"/>
+        <w:numPr>
+          <w:ilvl w:val="0"/>
+          <w:numId w:val="15"/>
+        </w:numPr>
+        <w:rPr>
+          <w:kern w:val="0"/>
+          <w:highlight w:val="green"/>
+          <w14:ligatures w14:val="none"/>
+        </w:rPr>
+      </w:pPr>
+      <w:r>
+        <w:rPr>
+          <w:kern w:val="0"/>
+          <w:highlight w:val="green"/>
+          <w14:ligatures w14:val="none"/>
+        </w:rPr>
+        <w:t>We have a pattern recognition panel in the accuracy tracker sitting below the recent results log. I don’t remember us building this but the information just seems to be duplicated across the board. I don’t think the data being pumped in our output is what we designed this for. We should dig into the logic and be sure it is coded to give us some benefit instead of just duplication.</w:t>
+      </w:r>
+    </w:p>
+    <w:p>
+      <w:pPr>
+        <w:pStyle w:val="ListParagraph"/>
+        <w:numPr>
+          <w:ilvl w:val="0"/>
+          <w:numId w:val="15"/>
+        </w:numPr>
+        <w:rPr>
+          <w:kern w:val="0"/>
+          <w:highlight w:val="green"/>
+          <w14:ligatures w14:val="none"/>
+        </w:rPr>
+      </w:pPr>
+      <w:r>
+        <w:rPr>
+          <w:kern w:val="0"/>
+          <w:highlight w:val="green"/>
+          <w14:ligatures w14:val="none"/>
+        </w:rPr>
+        <w:t>I;m thinking we need to investigate the Tale of the Tape predictions (especially for Esports) I know it may be far-fetched to expect to predict a winner purely based on the team/player name but we have had some signals but it hasn’t been as efficient as I would like. So what I want to do is run a backtest on teams and look at who the winners were and what we can decipher from their name that made them win. I want to retrofit a pattern to the winners purely based on the gematria and methodology we use just with their name. I’m curious if any patterns may emerge that we can use on an ongoing basis. So when I type in a team name to the tale of the tape 9/10 it will give us an accurate winner. I thought that the name variations were a crucial part of predictions but I’m seeing some anomalies where TEAM A has a clear set of variations; i.e. matching with the roots of the day and no warning flags as a losing root but they still lose to TEAM B. Let’s put this backtest together. Peering into the historical records has helped us much today and we’ve made changes based on that so lets keep moving on that.</w:t>
+      </w:r>
+    </w:p>
+    <w:p>
+      <w:pPr>
+        <w:pStyle w:val="ListParagraph"/>
+        <w:rPr>
+          <w:kern w:val="0"/>
+          <w14:ligatures w14:val="none"/>
+        </w:rPr>
+      </w:pPr>
+    </w:p>
+    <w:p>
+      <w:pPr>
+        <w:pStyle w:val="ListParagraph"/>
+        <w:rPr>
+          <w:kern w:val="0"/>
+          <w14:ligatures w14:val="none"/>
+        </w:rPr>
+      </w:pPr>
+    </w:p>
+    <w:p>
+      <w:pPr>
+        <w:pStyle w:val="ListParagraph"/>
+        <w:rPr>
+          <w:kern w:val="0"/>
+          <w14:ligatures w14:val="none"/>
+        </w:rPr>
+      </w:pPr>
+    </w:p>
+    <w:p>
+      <w:pPr>
+        <w:pStyle w:val="Heading1"/>
+      </w:pPr>
+      <w:r>
+        <w:lastRenderedPageBreak/>
+        <w:t>3/2</w:t>
+      </w:r>
+      <w:r>
+        <w:t>8</w:t>
+      </w:r>
+      <w:r>
+        <w:t>/2026</w:t>
+      </w:r>
+    </w:p>
+    <w:p>
+      <w:pPr>
+        <w:pStyle w:val="ListParagraph"/>
+        <w:numPr>
+          <w:ilvl w:val="0"/>
+          <w:numId w:val="17"/>
+        </w:numPr>
+        <w:rPr>
+          <w:kern w:val="0"/>
+          <w14:ligatures w14:val="none"/>
+        </w:rPr>
+      </w:pPr>
+      <w:r>
+        <w:rPr>
+          <w:kern w:val="0"/>
+          <w14:ligatures w14:val="none"/>
+        </w:rPr>
+        <w:t>Update documentation and change log, push to git hub, save to claude project</w:t>
+      </w:r>
+    </w:p>
+    <w:p>
+      <w:pPr>
+        <w:pStyle w:val="ListParagraph"/>
+        <w:numPr>
+          <w:ilvl w:val="0"/>
+          <w:numId w:val="17"/>
+        </w:numPr>
+        <w:rPr>
+          <w:kern w:val="0"/>
+          <w:highlight w:val="green"/>
+          <w14:ligatures w14:val="none"/>
+        </w:rPr>
+      </w:pPr>
+      <w:r>
+        <w:rPr>
+          <w:kern w:val="0"/>
+          <w:highlight w:val="green"/>
+          <w14:ligatures w14:val="none"/>
+        </w:rPr>
+        <w:t>We need to run a new skip pattern procedure to guess the root winning numbers for tomorrow early. Then we will verify them with as the winning performers start coming in</w:t>
+      </w:r>
+    </w:p>
+    <w:p>
+      <w:pPr>
+        <w:pStyle w:val="NormalWeb"/>
+        <w:numPr>
+          <w:ilvl w:val="0"/>
+          <w:numId w:val="17"/>
+        </w:numPr>
+        <w:rPr>
+          <w:highlight w:val="green"/>
+        </w:rPr>
+      </w:pPr>
+      <w:r>
+        <w:rPr>
+          <w:highlight w:val="green"/>
+        </w:rPr>
+        <w:t>We need to work on our V2 over/under logic because the badge summary page says its operating below the baseline at 46%. I suggest that we analyze our game history to  find a pattern of  when to successfully pick the over or under. We should probably do the same for v4 by using other variables like VW score and composite score as the additions and flag games when v2/v4 align on over and the under</w:t>
+      </w:r>
+    </w:p>
+    <w:p>
+      <w:pPr>
+        <w:pStyle w:val="ListParagraph"/>
+        <w:numPr>
+          <w:ilvl w:val="0"/>
+          <w:numId w:val="17"/>
+        </w:numPr>
+        <w:rPr>
+          <w:kern w:val="0"/>
+          <w:highlight w:val="green"/>
+          <w14:ligatures w14:val="none"/>
+        </w:rPr>
+      </w:pPr>
+      <w:r>
+        <w:rPr>
+          <w:kern w:val="0"/>
+          <w:highlight w:val="green"/>
+          <w14:ligatures w14:val="none"/>
+        </w:rPr>
+        <w:t xml:space="preserve">I have a growing concern that V2 is the main selector of our predicted winners, which means all V2 predictions will be recorded in our post-game records (even when they’re wrong). We have made our tape predictions stronger and even made our v4 predictions stronger so when v2 does predict the wrong team, 9/10 v4 is picking the right team. We may get to a point where v4 predictions are equal to or better than v2 predictions. I don’t want a red tag on our record because v2 was wrong when v4 was right. Especially after the v4.3 modifications. </w:t>
+      </w:r>
+      <w:r>
+        <w:rPr>
+          <w:kern w:val="0"/>
+          <w:highlight w:val="green"/>
+          <w14:ligatures w14:val="none"/>
+        </w:rPr>
+        <w:t>How can we code our product to recognize when v2 is wrong and v4 is right and actually take a v4 prediction over v2 and log it so our hit rate doesn’t take a loss. We probably need to make the most recent edits to the v4 framework that we have made with the manual tale of the tape and integrate the custom cipher for the specific sports to be successful with this. Let’s discuss this further so we can come up with a plan. I don’t want to keep deleting records where v2 was wrong and v4 was right just to keep our 90-100% hit rate.</w:t>
+      </w:r>
+    </w:p>
+    <w:p>
+      <w:pPr>
+        <w:pStyle w:val="ListParagraph"/>
+        <w:numPr>
+          <w:ilvl w:val="0"/>
+          <w:numId w:val="17"/>
+        </w:numPr>
+        <w:rPr>
+          <w:kern w:val="0"/>
+          <w:highlight w:val="green"/>
+          <w14:ligatures w14:val="none"/>
+        </w:rPr>
+      </w:pPr>
+      <w:r>
+        <w:rPr>
+          <w:kern w:val="0"/>
+          <w:highlight w:val="green"/>
+          <w14:ligatures w14:val="none"/>
+        </w:rPr>
+        <w:t>I have a feeling we need to increase the storage size above 400 games because we are about to hit that soon. We need 1000+ and we need a safer place to store it because we’ve had several setbacks where we lose all data in the last few weeks. Issues with storage have happened around the 400 game count I’ve noticed and I want to have preventative measures in place this time.</w:t>
+      </w:r>
+    </w:p>
+    <w:p>
+      <w:pPr>
+        <w:pStyle w:val="ListParagraph"/>
+        <w:numPr>
+          <w:ilvl w:val="0"/>
+          <w:numId w:val="17"/>
+        </w:numPr>
+        <w:rPr>
+          <w:kern w:val="0"/>
+          <w:highlight w:val="green"/>
+          <w14:ligatures w14:val="none"/>
+        </w:rPr>
+      </w:pPr>
+      <w:r>
+        <w:rPr>
+          <w:kern w:val="0"/>
+          <w:highlight w:val="green"/>
+          <w14:ligatures w14:val="none"/>
+        </w:rPr>
+        <w:t>We need to develop a retroactive report that measures all the teams that won compared to the badges that fired for them and the all the teams that loss and the badges that fired to tighten the screws on when things should fire, total points and spread too.</w:t>
+      </w:r>
+      <w:r>
+        <w:rPr>
+          <w:kern w:val="0"/>
+          <w:highlight w:val="green"/>
+          <w14:ligatures w14:val="none"/>
+        </w:rPr>
+        <w:t xml:space="preserve"> It needs to be a rollback report that allows you to go back to previous days in the system but ultimately rolls up to the current date and shows a summary of whats recorded.</w:t>
+      </w:r>
+    </w:p>
+    <w:p>
+      <w:pPr>
+        <w:rPr>
+          <w:kern w:val="0"/>
+          <w14:ligatures w14:val="none"/>
+        </w:rPr>
+      </w:pPr>
+    </w:p>
+    <w:p>
+      <w:pPr>
+        <w:rPr>
+          <w:kern w:val="0"/>
+          <w14:ligatures w14:val="none"/>
+        </w:rPr>
+      </w:pPr>
+    </w:p>
+    <w:p>
+      <w:pPr>
+        <w:pStyle w:val="ListParagraph"/>
+        <w:numPr>
+          <w:ilvl w:val="0"/>
+          <w:numId w:val="17"/>
+        </w:numPr>
+        <w:rPr>
+          <w:kern w:val="0"/>
+          <w14:ligatures w14:val="none"/>
+        </w:rPr>
+      </w:pPr>
+      <w:r>
+        <w:rPr>
+          <w:kern w:val="0"/>
+          <w14:ligatures w14:val="none"/>
+        </w:rPr>
+        <w:t>Are the tennis matches being fetched with the Kalshi integration being scored through the new v4 scoring system (including the custom cipher score bonus)?</w:t>
+      </w:r>
+    </w:p>
+    <w:p>
+      <w:pPr>
+        <w:pStyle w:val="ListParagraph"/>
+        <w:numPr>
+          <w:ilvl w:val="0"/>
+          <w:numId w:val="17"/>
+        </w:numPr>
+        <w:rPr>
+          <w:kern w:val="0"/>
+          <w14:ligatures w14:val="none"/>
+        </w:rPr>
+      </w:pPr>
+      <w:r>
+        <w:rPr>
+          <w:kern w:val="0"/>
+          <w14:ligatures w14:val="none"/>
+        </w:rPr>
+        <w:t>The legs in the parlay list are not returning results currently. The result is continuously pending</w:t>
+      </w:r>
+    </w:p>
+    <w:p>
+      <w:pPr>
+        <w:pStyle w:val="ListParagraph"/>
+        <w:numPr>
+          <w:ilvl w:val="0"/>
+          <w:numId w:val="17"/>
+        </w:numPr>
+        <w:rPr>
+          <w:kern w:val="0"/>
+          <w14:ligatures w14:val="none"/>
+        </w:rPr>
+      </w:pPr>
+      <w:r>
+        <w:rPr>
+          <w:kern w:val="0"/>
+          <w14:ligatures w14:val="none"/>
+        </w:rPr>
+        <w:t>Let’s run the skip pattern again and compare to the skip pattern results from the report in the system</w:t>
+      </w:r>
+    </w:p>
+    <w:p>
+      <w:pPr>
+        <w:pStyle w:val="ListParagraph"/>
+        <w:numPr>
+          <w:ilvl w:val="0"/>
+          <w:numId w:val="17"/>
+        </w:numPr>
+        <w:rPr>
+          <w:kern w:val="0"/>
+          <w:highlight w:val="green"/>
+          <w14:ligatures w14:val="none"/>
+        </w:rPr>
+      </w:pPr>
+      <w:r>
+        <w:rPr>
+          <w:kern w:val="0"/>
+          <w:highlight w:val="green"/>
+          <w14:ligatures w14:val="none"/>
+        </w:rPr>
+        <w:t xml:space="preserve">We need to record and store the Custom Cipher scores </w:t>
+      </w:r>
+      <w:r>
+        <w:rPr>
+          <w:kern w:val="0"/>
+          <w:highlight w:val="green"/>
+          <w14:ligatures w14:val="none"/>
+        </w:rPr>
+        <w:t xml:space="preserve">from the v4 and v4 tape </w:t>
+      </w:r>
+      <w:r>
+        <w:rPr>
+          <w:kern w:val="0"/>
+          <w:highlight w:val="green"/>
+          <w14:ligatures w14:val="none"/>
+        </w:rPr>
+        <w:t>so we can pattern out rules to use in the future. We should also backdate and run custom cipher against historical records to get the scores and recognize patterns</w:t>
+      </w:r>
+      <w:r>
+        <w:rPr>
+          <w:kern w:val="0"/>
+          <w:highlight w:val="green"/>
+          <w14:ligatures w14:val="none"/>
+        </w:rPr>
+        <w:t>. This should especially include all Tennis matches</w:t>
+      </w:r>
+      <w:r>
+        <w:rPr>
+          <w:kern w:val="0"/>
+          <w:highlight w:val="green"/>
+          <w14:ligatures w14:val="none"/>
+        </w:rPr>
+        <w:t>. Cipher score should be seen in the pending results and as a column in the recent results log; it should also be seen in the daily w/l logs</w:t>
+      </w:r>
+    </w:p>
+    <w:p>
+      <w:pPr>
+        <w:pStyle w:val="ListParagraph"/>
+        <w:numPr>
+          <w:ilvl w:val="0"/>
+          <w:numId w:val="17"/>
+        </w:numPr>
+        <w:rPr>
+          <w:kern w:val="0"/>
+          <w14:ligatures w14:val="none"/>
+        </w:rPr>
+      </w:pPr>
+      <w:r>
+        <w:rPr>
+          <w:kern w:val="0"/>
+          <w14:ligatures w14:val="none"/>
+        </w:rPr>
+        <w:t>Observation – Esports</w:t>
+      </w:r>
+    </w:p>
+    <w:p>
+      <w:pPr>
+        <w:pStyle w:val="ListParagraph"/>
+        <w:numPr>
+          <w:ilvl w:val="1"/>
+          <w:numId w:val="17"/>
+        </w:numPr>
+        <w:rPr>
+          <w:kern w:val="0"/>
+          <w14:ligatures w14:val="none"/>
+        </w:rPr>
+      </w:pPr>
+      <w:r>
+        <w:rPr>
+          <w:kern w:val="0"/>
+          <w14:ligatures w14:val="none"/>
+        </w:rPr>
+        <w:t>VW Resonance (VR) beats the Custom Cipher when there’s a clear dominant advantage in the composite score of 275 points or more and the Customer Cipher Score margin is 12 or less</w:t>
+      </w:r>
+    </w:p>
+    <w:p>
+      <w:pPr>
+        <w:pStyle w:val="ListParagraph"/>
+        <w:numPr>
+          <w:ilvl w:val="1"/>
+          <w:numId w:val="17"/>
+        </w:numPr>
+        <w:rPr>
+          <w:kern w:val="0"/>
+          <w14:ligatures w14:val="none"/>
+        </w:rPr>
+      </w:pPr>
+      <w:r>
+        <w:rPr>
+          <w:kern w:val="0"/>
+          <w14:ligatures w14:val="none"/>
+        </w:rPr>
+        <w:t>A Custom Cipher margin of 1 point difference with a 60% accuracy beats a dominant VR score</w:t>
+      </w:r>
+    </w:p>
+    <w:p>
+      <w:pPr>
+        <w:pStyle w:val="ListParagraph"/>
+        <w:numPr>
+          <w:ilvl w:val="1"/>
+          <w:numId w:val="17"/>
+        </w:numPr>
+        <w:rPr>
+          <w:kern w:val="0"/>
+          <w14:ligatures w14:val="none"/>
+        </w:rPr>
+      </w:pPr>
+      <w:r>
+        <w:rPr>
+          <w:kern w:val="0"/>
+          <w14:ligatures w14:val="none"/>
+        </w:rPr>
+        <w:t>If Custom Cipher score is equal with use the VR Winner</w:t>
+      </w:r>
+    </w:p>
+    <w:p>
+      <w:pPr>
+        <w:pStyle w:val="ListParagraph"/>
+        <w:numPr>
+          <w:ilvl w:val="0"/>
+          <w:numId w:val="17"/>
+        </w:numPr>
+        <w:rPr>
+          <w:kern w:val="0"/>
+          <w:highlight w:val="green"/>
+          <w14:ligatures w14:val="none"/>
+        </w:rPr>
+      </w:pPr>
+      <w:r>
+        <w:rPr>
+          <w:kern w:val="0"/>
+          <w:highlight w:val="green"/>
+          <w14:ligatures w14:val="none"/>
+        </w:rPr>
+        <w:t>Create a v3 badge that is tracked post game only to determine if it is a valid badge to keep. It’s description and action is to measure whether the team that was given the ambush 12% deduction or increase wins or loses. We need to track both in the BAR</w:t>
+      </w:r>
+    </w:p>
+    <w:p>
+      <w:pPr>
+        <w:rPr>
+          <w:kern w:val="0"/>
+          <w:highlight w:val="green"/>
+          <w14:ligatures w14:val="none"/>
+        </w:rPr>
+      </w:pPr>
+    </w:p>
+    <w:p>
+      <w:pPr>
+        <w:pStyle w:val="Heading1"/>
+      </w:pPr>
+      <w:r>
+        <w:t>3/</w:t>
+      </w:r>
+      <w:r>
+        <w:t>30</w:t>
+      </w:r>
+      <w:r>
+        <w:t>/2026</w:t>
+      </w:r>
+    </w:p>
+    <w:p>
+      <w:pPr>
+        <w:pStyle w:val="ListParagraph"/>
+        <w:numPr>
+          <w:ilvl w:val="0"/>
+          <w:numId w:val="18"/>
+        </w:numPr>
+      </w:pPr>
+      <w:r>
+        <w:t>I want to make sure that the cipher score is not giving wins to team/player names that are longer than the opponents. I’ve noticed that names that have 3 or 4 words in them always beat words that only have 2 words in them and I want to do an analysis to see how often this happens and how often the longer name beats the shorter name and vice versa. We should add a clause in to help the shorter teamed names if we see from the data that they still win most of the time.</w:t>
+      </w:r>
+    </w:p>
+    <w:p>
+      <w:pPr>
+        <w:rPr>
+          <w:kern w:val="0"/>
+          <w:highlight w:val="green"/>
+          <w14:ligatures w14:val="none"/>
+        </w:rPr>
+      </w:pPr>
     </w:p>
     <w:sectPr>
       <w:pgSz w:w="12240" w:h="15840"/>
@@ -4795,6 +6576,92 @@
 <file path=word/numbering.xml><?xml version="1.0" encoding="utf-8"?>
 <w:numbering xmlns:wpc="http://schemas.microsoft.com/office/word/2010/wordprocessingCanvas" xmlns:cx="http://schemas.microsoft.com/office/drawing/2014/chartex" xmlns:cx1="http://schemas.microsoft.com/office/drawing/2015/9/8/chartex" xmlns:cx2="http://schemas.microsoft.com/office/drawing/2015/10/21/chartex" xmlns:cx3="http://schemas.microsoft.com/office/drawing/2016/5/9/chartex" xmlns:cx4="http://schemas.microsoft.com/office/drawing/2016/5/10/chartex" xmlns:cx5="http://schemas.microsoft.com/office/drawing/2016/5/11/chartex" xmlns:cx6="http://schemas.microsoft.com/office/drawing/2016/5/12/chartex" xmlns:cx7="http://schemas.microsoft.com/office/drawing/2016/5/13/chartex" xmlns:cx8="http://schemas.microsoft.com/office/drawing/2016/5/14/chartex" xmlns:mc="http://schemas.openxmlformats.org/markup-compatibility/2006" xmlns:aink="http://schemas.microsoft.com/office/drawing/2016/ink" xmlns:am3d="http://schemas.microsoft.com/office/drawing/2017/model3d" xmlns:o="urn:schemas-microsoft-com:office:office" xmlns:oel="http://schemas.microsoft.com/office/2019/extlst" xmlns:r="http://schemas.openxmlformats.org/officeDocument/2006/relationships" xmlns:m="http://schemas.openxmlformats.org/officeDocument/2006/math" xmlns:v="urn:schemas-microsoft-com:vml" xmlns:wp14="http://schemas.microsoft.com/office/word/2010/wordprocessingDrawing" xmlns:wp="http://schemas.openxmlformats.org/drawingml/2006/wordprocessingDrawing" xmlns:w10="urn:schemas-microsoft-com:office:word" xmlns:w="http://schemas.openxmlformats.org/wordprocessingml/2006/main" xmlns:w14="http://schemas.microsoft.com/office/word/2010/wordml" xmlns:w15="http://schemas.microsoft.com/office/word/2012/wordml" xmlns:w16cex="http://schemas.microsoft.com/office/word/2018/wordml/cex" xmlns:w16cid="http://schemas.microsoft.com/office/word/2016/wordml/cid" xmlns:w16="http://schemas.microsoft.com/office/word/2018/wordml" xmlns:w16du="http://schemas.microsoft.com/office/word/2023/wordml/word16du" xmlns:w16sdtdh="http://schemas.microsoft.com/office/word/2020/wordml/sdtdatahash" xmlns:w16sdtfl="http://schemas.microsoft.com/office/word/2024/wordml/sdtformatlock" xmlns:w16se="http://schemas.microsoft.com/office/word/2015/wordml/symex" xmlns:wpg="http://schemas.microsoft.com/office/word/2010/wordprocessingGroup" xmlns:wpi="http://schemas.microsoft.com/office/word/2010/wordprocessingInk" xmlns:wne="http://schemas.microsoft.com/office/word/2006/wordml" xmlns:wps="http://schemas.microsoft.com/office/word/2010/wordprocessingShape" mc:Ignorable="w14 w15 w16se w16cid w16 w16cex w16sdtdh w16sdtfl w16du wp14">
   <w:abstractNum w:abstractNumId="0" w15:restartNumberingAfterBreak="0">
+    <w:nsid w:val="00E56D74"/>
+    <w:multiLevelType w:val="hybridMultilevel"/>
+    <w:tmpl w:val="7D468E6A"/>
+    <w:lvl w:ilvl="0" w:tplc="0409000F">
+      <w:start w:val="1"/>
+      <w:numFmt w:val="decimal"/>
+      <w:lvlText w:val="%1."/>
+      <w:lvlJc w:val="left"/>
+      <w:pPr>
+        <w:ind w:left="720" w:hanging="360"/>
+      </w:pPr>
+    </w:lvl>
+    <w:lvl w:ilvl="1" w:tplc="04090019" w:tentative="1">
+      <w:start w:val="1"/>
+      <w:numFmt w:val="lowerLetter"/>
+      <w:lvlText w:val="%2."/>
+      <w:lvlJc w:val="left"/>
+      <w:pPr>
+        <w:ind w:left="1440" w:hanging="360"/>
+      </w:pPr>
+    </w:lvl>
+    <w:lvl w:ilvl="2" w:tplc="0409001B" w:tentative="1">
+      <w:start w:val="1"/>
+      <w:numFmt w:val="lowerRoman"/>
+      <w:lvlText w:val="%3."/>
+      <w:lvlJc w:val="right"/>
+      <w:pPr>
+        <w:ind w:left="2160" w:hanging="180"/>
+      </w:pPr>
+    </w:lvl>
+    <w:lvl w:ilvl="3" w:tplc="0409000F" w:tentative="1">
+      <w:start w:val="1"/>
+      <w:numFmt w:val="decimal"/>
+      <w:lvlText w:val="%4."/>
+      <w:lvlJc w:val="left"/>
+      <w:pPr>
+        <w:ind w:left="2880" w:hanging="360"/>
+      </w:pPr>
+    </w:lvl>
+    <w:lvl w:ilvl="4" w:tplc="04090019" w:tentative="1">
+      <w:start w:val="1"/>
+      <w:numFmt w:val="lowerLetter"/>
+      <w:lvlText w:val="%5."/>
+      <w:lvlJc w:val="left"/>
+      <w:pPr>
+        <w:ind w:left="3600" w:hanging="360"/>
+      </w:pPr>
+    </w:lvl>
+    <w:lvl w:ilvl="5" w:tplc="0409001B" w:tentative="1">
+      <w:start w:val="1"/>
+      <w:numFmt w:val="lowerRoman"/>
+      <w:lvlText w:val="%6."/>
+      <w:lvlJc w:val="right"/>
+      <w:pPr>
+        <w:ind w:left="4320" w:hanging="180"/>
+      </w:pPr>
+    </w:lvl>
+    <w:lvl w:ilvl="6" w:tplc="0409000F" w:tentative="1">
+      <w:start w:val="1"/>
+      <w:numFmt w:val="decimal"/>
+      <w:lvlText w:val="%7."/>
+      <w:lvlJc w:val="left"/>
+      <w:pPr>
+        <w:ind w:left="5040" w:hanging="360"/>
+      </w:pPr>
+    </w:lvl>
+    <w:lvl w:ilvl="7" w:tplc="04090019" w:tentative="1">
+      <w:start w:val="1"/>
+      <w:numFmt w:val="lowerLetter"/>
+      <w:lvlText w:val="%8."/>
+      <w:lvlJc w:val="left"/>
+      <w:pPr>
+        <w:ind w:left="5760" w:hanging="360"/>
+      </w:pPr>
+    </w:lvl>
+    <w:lvl w:ilvl="8" w:tplc="0409001B" w:tentative="1">
+      <w:start w:val="1"/>
+      <w:numFmt w:val="lowerRoman"/>
+      <w:lvlText w:val="%9."/>
+      <w:lvlJc w:val="right"/>
+      <w:pPr>
+        <w:ind w:left="6480" w:hanging="180"/>
+      </w:pPr>
+    </w:lvl>
+  </w:abstractNum>
+  <w:abstractNum w:abstractNumId="1" w15:restartNumberingAfterBreak="0">
     <w:nsid w:val="0725428F"/>
     <w:multiLevelType w:val="hybridMultilevel"/>
     <w:tmpl w:val="5B02E472"/>
@@ -4880,7 +6747,7 @@
       </w:pPr>
     </w:lvl>
   </w:abstractNum>
-  <w:abstractNum w:abstractNumId="1" w15:restartNumberingAfterBreak="0">
+  <w:abstractNum w:abstractNumId="2" w15:restartNumberingAfterBreak="0">
     <w:nsid w:val="13B4091B"/>
     <w:multiLevelType w:val="multilevel"/>
     <w:tmpl w:val="E55485C8"/>
@@ -5029,7 +6896,93 @@
       </w:rPr>
     </w:lvl>
   </w:abstractNum>
-  <w:abstractNum w:abstractNumId="2" w15:restartNumberingAfterBreak="0">
+  <w:abstractNum w:abstractNumId="3" w15:restartNumberingAfterBreak="0">
+    <w:nsid w:val="16D06C15"/>
+    <w:multiLevelType w:val="hybridMultilevel"/>
+    <w:tmpl w:val="422E2960"/>
+    <w:lvl w:ilvl="0" w:tplc="0409000F">
+      <w:start w:val="1"/>
+      <w:numFmt w:val="decimal"/>
+      <w:lvlText w:val="%1."/>
+      <w:lvlJc w:val="left"/>
+      <w:pPr>
+        <w:ind w:left="720" w:hanging="360"/>
+      </w:pPr>
+    </w:lvl>
+    <w:lvl w:ilvl="1" w:tplc="04090019" w:tentative="1">
+      <w:start w:val="1"/>
+      <w:numFmt w:val="lowerLetter"/>
+      <w:lvlText w:val="%2."/>
+      <w:lvlJc w:val="left"/>
+      <w:pPr>
+        <w:ind w:left="1440" w:hanging="360"/>
+      </w:pPr>
+    </w:lvl>
+    <w:lvl w:ilvl="2" w:tplc="0409001B" w:tentative="1">
+      <w:start w:val="1"/>
+      <w:numFmt w:val="lowerRoman"/>
+      <w:lvlText w:val="%3."/>
+      <w:lvlJc w:val="right"/>
+      <w:pPr>
+        <w:ind w:left="2160" w:hanging="180"/>
+      </w:pPr>
+    </w:lvl>
+    <w:lvl w:ilvl="3" w:tplc="0409000F" w:tentative="1">
+      <w:start w:val="1"/>
+      <w:numFmt w:val="decimal"/>
+      <w:lvlText w:val="%4."/>
+      <w:lvlJc w:val="left"/>
+      <w:pPr>
+        <w:ind w:left="2880" w:hanging="360"/>
+      </w:pPr>
+    </w:lvl>
+    <w:lvl w:ilvl="4" w:tplc="04090019" w:tentative="1">
+      <w:start w:val="1"/>
+      <w:numFmt w:val="lowerLetter"/>
+      <w:lvlText w:val="%5."/>
+      <w:lvlJc w:val="left"/>
+      <w:pPr>
+        <w:ind w:left="3600" w:hanging="360"/>
+      </w:pPr>
+    </w:lvl>
+    <w:lvl w:ilvl="5" w:tplc="0409001B" w:tentative="1">
+      <w:start w:val="1"/>
+      <w:numFmt w:val="lowerRoman"/>
+      <w:lvlText w:val="%6."/>
+      <w:lvlJc w:val="right"/>
+      <w:pPr>
+        <w:ind w:left="4320" w:hanging="180"/>
+      </w:pPr>
+    </w:lvl>
+    <w:lvl w:ilvl="6" w:tplc="0409000F" w:tentative="1">
+      <w:start w:val="1"/>
+      <w:numFmt w:val="decimal"/>
+      <w:lvlText w:val="%7."/>
+      <w:lvlJc w:val="left"/>
+      <w:pPr>
+        <w:ind w:left="5040" w:hanging="360"/>
+      </w:pPr>
+    </w:lvl>
+    <w:lvl w:ilvl="7" w:tplc="04090019" w:tentative="1">
+      <w:start w:val="1"/>
+      <w:numFmt w:val="lowerLetter"/>
+      <w:lvlText w:val="%8."/>
+      <w:lvlJc w:val="left"/>
+      <w:pPr>
+        <w:ind w:left="5760" w:hanging="360"/>
+      </w:pPr>
+    </w:lvl>
+    <w:lvl w:ilvl="8" w:tplc="0409001B" w:tentative="1">
+      <w:start w:val="1"/>
+      <w:numFmt w:val="lowerRoman"/>
+      <w:lvlText w:val="%9."/>
+      <w:lvlJc w:val="right"/>
+      <w:pPr>
+        <w:ind w:left="6480" w:hanging="180"/>
+      </w:pPr>
+    </w:lvl>
+  </w:abstractNum>
+  <w:abstractNum w:abstractNumId="4" w15:restartNumberingAfterBreak="0">
     <w:nsid w:val="17F42C9C"/>
     <w:multiLevelType w:val="hybridMultilevel"/>
     <w:tmpl w:val="5174286A"/>
@@ -5142,7 +7095,93 @@
       </w:rPr>
     </w:lvl>
   </w:abstractNum>
-  <w:abstractNum w:abstractNumId="3" w15:restartNumberingAfterBreak="0">
+  <w:abstractNum w:abstractNumId="5" w15:restartNumberingAfterBreak="0">
+    <w:nsid w:val="20411BE1"/>
+    <w:multiLevelType w:val="hybridMultilevel"/>
+    <w:tmpl w:val="68E22CD2"/>
+    <w:lvl w:ilvl="0" w:tplc="0409000F">
+      <w:start w:val="1"/>
+      <w:numFmt w:val="decimal"/>
+      <w:lvlText w:val="%1."/>
+      <w:lvlJc w:val="left"/>
+      <w:pPr>
+        <w:ind w:left="720" w:hanging="360"/>
+      </w:pPr>
+    </w:lvl>
+    <w:lvl w:ilvl="1" w:tplc="04090019" w:tentative="1">
+      <w:start w:val="1"/>
+      <w:numFmt w:val="lowerLetter"/>
+      <w:lvlText w:val="%2."/>
+      <w:lvlJc w:val="left"/>
+      <w:pPr>
+        <w:ind w:left="1440" w:hanging="360"/>
+      </w:pPr>
+    </w:lvl>
+    <w:lvl w:ilvl="2" w:tplc="0409001B" w:tentative="1">
+      <w:start w:val="1"/>
+      <w:numFmt w:val="lowerRoman"/>
+      <w:lvlText w:val="%3."/>
+      <w:lvlJc w:val="right"/>
+      <w:pPr>
+        <w:ind w:left="2160" w:hanging="180"/>
+      </w:pPr>
+    </w:lvl>
+    <w:lvl w:ilvl="3" w:tplc="0409000F" w:tentative="1">
+      <w:start w:val="1"/>
+      <w:numFmt w:val="decimal"/>
+      <w:lvlText w:val="%4."/>
+      <w:lvlJc w:val="left"/>
+      <w:pPr>
+        <w:ind w:left="2880" w:hanging="360"/>
+      </w:pPr>
+    </w:lvl>
+    <w:lvl w:ilvl="4" w:tplc="04090019" w:tentative="1">
+      <w:start w:val="1"/>
+      <w:numFmt w:val="lowerLetter"/>
+      <w:lvlText w:val="%5."/>
+      <w:lvlJc w:val="left"/>
+      <w:pPr>
+        <w:ind w:left="3600" w:hanging="360"/>
+      </w:pPr>
+    </w:lvl>
+    <w:lvl w:ilvl="5" w:tplc="0409001B" w:tentative="1">
+      <w:start w:val="1"/>
+      <w:numFmt w:val="lowerRoman"/>
+      <w:lvlText w:val="%6."/>
+      <w:lvlJc w:val="right"/>
+      <w:pPr>
+        <w:ind w:left="4320" w:hanging="180"/>
+      </w:pPr>
+    </w:lvl>
+    <w:lvl w:ilvl="6" w:tplc="0409000F" w:tentative="1">
+      <w:start w:val="1"/>
+      <w:numFmt w:val="decimal"/>
+      <w:lvlText w:val="%7."/>
+      <w:lvlJc w:val="left"/>
+      <w:pPr>
+        <w:ind w:left="5040" w:hanging="360"/>
+      </w:pPr>
+    </w:lvl>
+    <w:lvl w:ilvl="7" w:tplc="04090019" w:tentative="1">
+      <w:start w:val="1"/>
+      <w:numFmt w:val="lowerLetter"/>
+      <w:lvlText w:val="%8."/>
+      <w:lvlJc w:val="left"/>
+      <w:pPr>
+        <w:ind w:left="5760" w:hanging="360"/>
+      </w:pPr>
+    </w:lvl>
+    <w:lvl w:ilvl="8" w:tplc="0409001B" w:tentative="1">
+      <w:start w:val="1"/>
+      <w:numFmt w:val="lowerRoman"/>
+      <w:lvlText w:val="%9."/>
+      <w:lvlJc w:val="right"/>
+      <w:pPr>
+        <w:ind w:left="6480" w:hanging="180"/>
+      </w:pPr>
+    </w:lvl>
+  </w:abstractNum>
+  <w:abstractNum w:abstractNumId="6" w15:restartNumberingAfterBreak="0">
     <w:nsid w:val="25670BDE"/>
     <w:multiLevelType w:val="multilevel"/>
     <w:tmpl w:val="E69A64A2"/>
@@ -5291,7 +7330,93 @@
       </w:rPr>
     </w:lvl>
   </w:abstractNum>
-  <w:abstractNum w:abstractNumId="4" w15:restartNumberingAfterBreak="0">
+  <w:abstractNum w:abstractNumId="7" w15:restartNumberingAfterBreak="0">
+    <w:nsid w:val="30293F72"/>
+    <w:multiLevelType w:val="hybridMultilevel"/>
+    <w:tmpl w:val="709ECB12"/>
+    <w:lvl w:ilvl="0" w:tplc="FFFFFFFF">
+      <w:start w:val="1"/>
+      <w:numFmt w:val="decimal"/>
+      <w:lvlText w:val="%1."/>
+      <w:lvlJc w:val="left"/>
+      <w:pPr>
+        <w:ind w:left="720" w:hanging="360"/>
+      </w:pPr>
+    </w:lvl>
+    <w:lvl w:ilvl="1" w:tplc="FFFFFFFF">
+      <w:start w:val="1"/>
+      <w:numFmt w:val="lowerLetter"/>
+      <w:lvlText w:val="%2."/>
+      <w:lvlJc w:val="left"/>
+      <w:pPr>
+        <w:ind w:left="1440" w:hanging="360"/>
+      </w:pPr>
+    </w:lvl>
+    <w:lvl w:ilvl="2" w:tplc="FFFFFFFF">
+      <w:start w:val="1"/>
+      <w:numFmt w:val="lowerRoman"/>
+      <w:lvlText w:val="%3."/>
+      <w:lvlJc w:val="right"/>
+      <w:pPr>
+        <w:ind w:left="2160" w:hanging="180"/>
+      </w:pPr>
+    </w:lvl>
+    <w:lvl w:ilvl="3" w:tplc="FFFFFFFF" w:tentative="1">
+      <w:start w:val="1"/>
+      <w:numFmt w:val="decimal"/>
+      <w:lvlText w:val="%4."/>
+      <w:lvlJc w:val="left"/>
+      <w:pPr>
+        <w:ind w:left="2880" w:hanging="360"/>
+      </w:pPr>
+    </w:lvl>
+    <w:lvl w:ilvl="4" w:tplc="FFFFFFFF" w:tentative="1">
+      <w:start w:val="1"/>
+      <w:numFmt w:val="lowerLetter"/>
+      <w:lvlText w:val="%5."/>
+      <w:lvlJc w:val="left"/>
+      <w:pPr>
+        <w:ind w:left="3600" w:hanging="360"/>
+      </w:pPr>
+    </w:lvl>
+    <w:lvl w:ilvl="5" w:tplc="FFFFFFFF" w:tentative="1">
+      <w:start w:val="1"/>
+      <w:numFmt w:val="lowerRoman"/>
+      <w:lvlText w:val="%6."/>
+      <w:lvlJc w:val="right"/>
+      <w:pPr>
+        <w:ind w:left="4320" w:hanging="180"/>
+      </w:pPr>
+    </w:lvl>
+    <w:lvl w:ilvl="6" w:tplc="FFFFFFFF" w:tentative="1">
+      <w:start w:val="1"/>
+      <w:numFmt w:val="decimal"/>
+      <w:lvlText w:val="%7."/>
+      <w:lvlJc w:val="left"/>
+      <w:pPr>
+        <w:ind w:left="5040" w:hanging="360"/>
+      </w:pPr>
+    </w:lvl>
+    <w:lvl w:ilvl="7" w:tplc="FFFFFFFF" w:tentative="1">
+      <w:start w:val="1"/>
+      <w:numFmt w:val="lowerLetter"/>
+      <w:lvlText w:val="%8."/>
+      <w:lvlJc w:val="left"/>
+      <w:pPr>
+        <w:ind w:left="5760" w:hanging="360"/>
+      </w:pPr>
+    </w:lvl>
+    <w:lvl w:ilvl="8" w:tplc="FFFFFFFF" w:tentative="1">
+      <w:start w:val="1"/>
+      <w:numFmt w:val="lowerRoman"/>
+      <w:lvlText w:val="%9."/>
+      <w:lvlJc w:val="right"/>
+      <w:pPr>
+        <w:ind w:left="6480" w:hanging="180"/>
+      </w:pPr>
+    </w:lvl>
+  </w:abstractNum>
+  <w:abstractNum w:abstractNumId="8" w15:restartNumberingAfterBreak="0">
     <w:nsid w:val="32CE418A"/>
     <w:multiLevelType w:val="hybridMultilevel"/>
     <w:tmpl w:val="672A134A"/>
@@ -5404,7 +7529,7 @@
       </w:rPr>
     </w:lvl>
   </w:abstractNum>
-  <w:abstractNum w:abstractNumId="5" w15:restartNumberingAfterBreak="0">
+  <w:abstractNum w:abstractNumId="9" w15:restartNumberingAfterBreak="0">
     <w:nsid w:val="439D2BE6"/>
     <w:multiLevelType w:val="multilevel"/>
     <w:tmpl w:val="90AA4A24"/>
@@ -5517,7 +7642,93 @@
       </w:rPr>
     </w:lvl>
   </w:abstractNum>
-  <w:abstractNum w:abstractNumId="6" w15:restartNumberingAfterBreak="0">
+  <w:abstractNum w:abstractNumId="10" w15:restartNumberingAfterBreak="0">
+    <w:nsid w:val="443308A9"/>
+    <w:multiLevelType w:val="hybridMultilevel"/>
+    <w:tmpl w:val="BC7A4284"/>
+    <w:lvl w:ilvl="0" w:tplc="0409000F">
+      <w:start w:val="1"/>
+      <w:numFmt w:val="decimal"/>
+      <w:lvlText w:val="%1."/>
+      <w:lvlJc w:val="left"/>
+      <w:pPr>
+        <w:ind w:left="720" w:hanging="360"/>
+      </w:pPr>
+    </w:lvl>
+    <w:lvl w:ilvl="1" w:tplc="04090019" w:tentative="1">
+      <w:start w:val="1"/>
+      <w:numFmt w:val="lowerLetter"/>
+      <w:lvlText w:val="%2."/>
+      <w:lvlJc w:val="left"/>
+      <w:pPr>
+        <w:ind w:left="1440" w:hanging="360"/>
+      </w:pPr>
+    </w:lvl>
+    <w:lvl w:ilvl="2" w:tplc="0409001B" w:tentative="1">
+      <w:start w:val="1"/>
+      <w:numFmt w:val="lowerRoman"/>
+      <w:lvlText w:val="%3."/>
+      <w:lvlJc w:val="right"/>
+      <w:pPr>
+        <w:ind w:left="2160" w:hanging="180"/>
+      </w:pPr>
+    </w:lvl>
+    <w:lvl w:ilvl="3" w:tplc="0409000F" w:tentative="1">
+      <w:start w:val="1"/>
+      <w:numFmt w:val="decimal"/>
+      <w:lvlText w:val="%4."/>
+      <w:lvlJc w:val="left"/>
+      <w:pPr>
+        <w:ind w:left="2880" w:hanging="360"/>
+      </w:pPr>
+    </w:lvl>
+    <w:lvl w:ilvl="4" w:tplc="04090019" w:tentative="1">
+      <w:start w:val="1"/>
+      <w:numFmt w:val="lowerLetter"/>
+      <w:lvlText w:val="%5."/>
+      <w:lvlJc w:val="left"/>
+      <w:pPr>
+        <w:ind w:left="3600" w:hanging="360"/>
+      </w:pPr>
+    </w:lvl>
+    <w:lvl w:ilvl="5" w:tplc="0409001B" w:tentative="1">
+      <w:start w:val="1"/>
+      <w:numFmt w:val="lowerRoman"/>
+      <w:lvlText w:val="%6."/>
+      <w:lvlJc w:val="right"/>
+      <w:pPr>
+        <w:ind w:left="4320" w:hanging="180"/>
+      </w:pPr>
+    </w:lvl>
+    <w:lvl w:ilvl="6" w:tplc="0409000F" w:tentative="1">
+      <w:start w:val="1"/>
+      <w:numFmt w:val="decimal"/>
+      <w:lvlText w:val="%7."/>
+      <w:lvlJc w:val="left"/>
+      <w:pPr>
+        <w:ind w:left="5040" w:hanging="360"/>
+      </w:pPr>
+    </w:lvl>
+    <w:lvl w:ilvl="7" w:tplc="04090019" w:tentative="1">
+      <w:start w:val="1"/>
+      <w:numFmt w:val="lowerLetter"/>
+      <w:lvlText w:val="%8."/>
+      <w:lvlJc w:val="left"/>
+      <w:pPr>
+        <w:ind w:left="5760" w:hanging="360"/>
+      </w:pPr>
+    </w:lvl>
+    <w:lvl w:ilvl="8" w:tplc="0409001B" w:tentative="1">
+      <w:start w:val="1"/>
+      <w:numFmt w:val="lowerRoman"/>
+      <w:lvlText w:val="%9."/>
+      <w:lvlJc w:val="right"/>
+      <w:pPr>
+        <w:ind w:left="6480" w:hanging="180"/>
+      </w:pPr>
+    </w:lvl>
+  </w:abstractNum>
+  <w:abstractNum w:abstractNumId="11" w15:restartNumberingAfterBreak="0">
     <w:nsid w:val="44DC5DCC"/>
     <w:multiLevelType w:val="hybridMultilevel"/>
     <w:tmpl w:val="5B2890A4"/>
@@ -5603,7 +7814,93 @@
       </w:pPr>
     </w:lvl>
   </w:abstractNum>
-  <w:abstractNum w:abstractNumId="7" w15:restartNumberingAfterBreak="0">
+  <w:abstractNum w:abstractNumId="12" w15:restartNumberingAfterBreak="0">
+    <w:nsid w:val="4B042330"/>
+    <w:multiLevelType w:val="hybridMultilevel"/>
+    <w:tmpl w:val="3AC2B868"/>
+    <w:lvl w:ilvl="0" w:tplc="0409000F">
+      <w:start w:val="1"/>
+      <w:numFmt w:val="decimal"/>
+      <w:lvlText w:val="%1."/>
+      <w:lvlJc w:val="left"/>
+      <w:pPr>
+        <w:ind w:left="9360" w:hanging="360"/>
+      </w:pPr>
+    </w:lvl>
+    <w:lvl w:ilvl="1" w:tplc="04090019" w:tentative="1">
+      <w:start w:val="1"/>
+      <w:numFmt w:val="lowerLetter"/>
+      <w:lvlText w:val="%2."/>
+      <w:lvlJc w:val="left"/>
+      <w:pPr>
+        <w:ind w:left="10080" w:hanging="360"/>
+      </w:pPr>
+    </w:lvl>
+    <w:lvl w:ilvl="2" w:tplc="0409001B" w:tentative="1">
+      <w:start w:val="1"/>
+      <w:numFmt w:val="lowerRoman"/>
+      <w:lvlText w:val="%3."/>
+      <w:lvlJc w:val="right"/>
+      <w:pPr>
+        <w:ind w:left="10800" w:hanging="180"/>
+      </w:pPr>
+    </w:lvl>
+    <w:lvl w:ilvl="3" w:tplc="0409000F" w:tentative="1">
+      <w:start w:val="1"/>
+      <w:numFmt w:val="decimal"/>
+      <w:lvlText w:val="%4."/>
+      <w:lvlJc w:val="left"/>
+      <w:pPr>
+        <w:ind w:left="11520" w:hanging="360"/>
+      </w:pPr>
+    </w:lvl>
+    <w:lvl w:ilvl="4" w:tplc="04090019" w:tentative="1">
+      <w:start w:val="1"/>
+      <w:numFmt w:val="lowerLetter"/>
+      <w:lvlText w:val="%5."/>
+      <w:lvlJc w:val="left"/>
+      <w:pPr>
+        <w:ind w:left="12240" w:hanging="360"/>
+      </w:pPr>
+    </w:lvl>
+    <w:lvl w:ilvl="5" w:tplc="0409001B" w:tentative="1">
+      <w:start w:val="1"/>
+      <w:numFmt w:val="lowerRoman"/>
+      <w:lvlText w:val="%6."/>
+      <w:lvlJc w:val="right"/>
+      <w:pPr>
+        <w:ind w:left="12960" w:hanging="180"/>
+      </w:pPr>
+    </w:lvl>
+    <w:lvl w:ilvl="6" w:tplc="0409000F" w:tentative="1">
+      <w:start w:val="1"/>
+      <w:numFmt w:val="decimal"/>
+      <w:lvlText w:val="%7."/>
+      <w:lvlJc w:val="left"/>
+      <w:pPr>
+        <w:ind w:left="13680" w:hanging="360"/>
+      </w:pPr>
+    </w:lvl>
+    <w:lvl w:ilvl="7" w:tplc="04090019" w:tentative="1">
+      <w:start w:val="1"/>
+      <w:numFmt w:val="lowerLetter"/>
+      <w:lvlText w:val="%8."/>
+      <w:lvlJc w:val="left"/>
+      <w:pPr>
+        <w:ind w:left="14400" w:hanging="360"/>
+      </w:pPr>
+    </w:lvl>
+    <w:lvl w:ilvl="8" w:tplc="0409001B" w:tentative="1">
+      <w:start w:val="1"/>
+      <w:numFmt w:val="lowerRoman"/>
+      <w:lvlText w:val="%9."/>
+      <w:lvlJc w:val="right"/>
+      <w:pPr>
+        <w:ind w:left="15120" w:hanging="180"/>
+      </w:pPr>
+    </w:lvl>
+  </w:abstractNum>
+  <w:abstractNum w:abstractNumId="13" w15:restartNumberingAfterBreak="0">
     <w:nsid w:val="4B8605A6"/>
     <w:multiLevelType w:val="hybridMultilevel"/>
     <w:tmpl w:val="C268BE7E"/>
@@ -5716,7 +8013,7 @@
       </w:rPr>
     </w:lvl>
   </w:abstractNum>
-  <w:abstractNum w:abstractNumId="8" w15:restartNumberingAfterBreak="0">
+  <w:abstractNum w:abstractNumId="14" w15:restartNumberingAfterBreak="0">
     <w:nsid w:val="548653CA"/>
     <w:multiLevelType w:val="hybridMultilevel"/>
     <w:tmpl w:val="75E8C272"/>
@@ -5829,7 +8126,93 @@
       </w:rPr>
     </w:lvl>
   </w:abstractNum>
-  <w:abstractNum w:abstractNumId="9" w15:restartNumberingAfterBreak="0">
+  <w:abstractNum w:abstractNumId="15" w15:restartNumberingAfterBreak="0">
+    <w:nsid w:val="588F1CE1"/>
+    <w:multiLevelType w:val="hybridMultilevel"/>
+    <w:tmpl w:val="709ECB12"/>
+    <w:lvl w:ilvl="0" w:tplc="0409000F">
+      <w:start w:val="1"/>
+      <w:numFmt w:val="decimal"/>
+      <w:lvlText w:val="%1."/>
+      <w:lvlJc w:val="left"/>
+      <w:pPr>
+        <w:ind w:left="720" w:hanging="360"/>
+      </w:pPr>
+    </w:lvl>
+    <w:lvl w:ilvl="1" w:tplc="04090019">
+      <w:start w:val="1"/>
+      <w:numFmt w:val="lowerLetter"/>
+      <w:lvlText w:val="%2."/>
+      <w:lvlJc w:val="left"/>
+      <w:pPr>
+        <w:ind w:left="1440" w:hanging="360"/>
+      </w:pPr>
+    </w:lvl>
+    <w:lvl w:ilvl="2" w:tplc="0409001B">
+      <w:start w:val="1"/>
+      <w:numFmt w:val="lowerRoman"/>
+      <w:lvlText w:val="%3."/>
+      <w:lvlJc w:val="right"/>
+      <w:pPr>
+        <w:ind w:left="2160" w:hanging="180"/>
+      </w:pPr>
+    </w:lvl>
+    <w:lvl w:ilvl="3" w:tplc="0409000F" w:tentative="1">
+      <w:start w:val="1"/>
+      <w:numFmt w:val="decimal"/>
+      <w:lvlText w:val="%4."/>
+      <w:lvlJc w:val="left"/>
+      <w:pPr>
+        <w:ind w:left="2880" w:hanging="360"/>
+      </w:pPr>
+    </w:lvl>
+    <w:lvl w:ilvl="4" w:tplc="04090019" w:tentative="1">
+      <w:start w:val="1"/>
+      <w:numFmt w:val="lowerLetter"/>
+      <w:lvlText w:val="%5."/>
+      <w:lvlJc w:val="left"/>
+      <w:pPr>
+        <w:ind w:left="3600" w:hanging="360"/>
+      </w:pPr>
+    </w:lvl>
+    <w:lvl w:ilvl="5" w:tplc="0409001B" w:tentative="1">
+      <w:start w:val="1"/>
+      <w:numFmt w:val="lowerRoman"/>
+      <w:lvlText w:val="%6."/>
+      <w:lvlJc w:val="right"/>
+      <w:pPr>
+        <w:ind w:left="4320" w:hanging="180"/>
+      </w:pPr>
+    </w:lvl>
+    <w:lvl w:ilvl="6" w:tplc="0409000F" w:tentative="1">
+      <w:start w:val="1"/>
+      <w:numFmt w:val="decimal"/>
+      <w:lvlText w:val="%7."/>
+      <w:lvlJc w:val="left"/>
+      <w:pPr>
+        <w:ind w:left="5040" w:hanging="360"/>
+      </w:pPr>
+    </w:lvl>
+    <w:lvl w:ilvl="7" w:tplc="04090019" w:tentative="1">
+      <w:start w:val="1"/>
+      <w:numFmt w:val="lowerLetter"/>
+      <w:lvlText w:val="%8."/>
+      <w:lvlJc w:val="left"/>
+      <w:pPr>
+        <w:ind w:left="5760" w:hanging="360"/>
+      </w:pPr>
+    </w:lvl>
+    <w:lvl w:ilvl="8" w:tplc="0409001B" w:tentative="1">
+      <w:start w:val="1"/>
+      <w:numFmt w:val="lowerRoman"/>
+      <w:lvlText w:val="%9."/>
+      <w:lvlJc w:val="right"/>
+      <w:pPr>
+        <w:ind w:left="6480" w:hanging="180"/>
+      </w:pPr>
+    </w:lvl>
+  </w:abstractNum>
+  <w:abstractNum w:abstractNumId="16" w15:restartNumberingAfterBreak="0">
     <w:nsid w:val="6B375B7A"/>
     <w:multiLevelType w:val="hybridMultilevel"/>
     <w:tmpl w:val="5B3EDD8E"/>
@@ -5915,7 +8298,7 @@
       </w:pPr>
     </w:lvl>
   </w:abstractNum>
-  <w:abstractNum w:abstractNumId="10" w15:restartNumberingAfterBreak="0">
+  <w:abstractNum w:abstractNumId="17" w15:restartNumberingAfterBreak="0">
     <w:nsid w:val="6B875B2D"/>
     <w:multiLevelType w:val="multilevel"/>
     <w:tmpl w:val="27E02842"/>
@@ -6065,37 +8448,58 @@
     </w:lvl>
   </w:abstractNum>
   <w:num w:numId="1" w16cid:durableId="1587689844">
+    <w:abstractNumId w:val="13"/>
+  </w:num>
+  <w:num w:numId="2" w16cid:durableId="1976833053">
+    <w:abstractNumId w:val="17"/>
+  </w:num>
+  <w:num w:numId="3" w16cid:durableId="2031103041">
+    <w:abstractNumId w:val="2"/>
+  </w:num>
+  <w:num w:numId="4" w16cid:durableId="649137793">
+    <w:abstractNumId w:val="4"/>
+  </w:num>
+  <w:num w:numId="5" w16cid:durableId="2107378471">
+    <w:abstractNumId w:val="6"/>
+  </w:num>
+  <w:num w:numId="6" w16cid:durableId="227418822">
+    <w:abstractNumId w:val="8"/>
+  </w:num>
+  <w:num w:numId="7" w16cid:durableId="556433029">
+    <w:abstractNumId w:val="1"/>
+  </w:num>
+  <w:num w:numId="8" w16cid:durableId="756753031">
+    <w:abstractNumId w:val="11"/>
+  </w:num>
+  <w:num w:numId="9" w16cid:durableId="1935087562">
+    <w:abstractNumId w:val="9"/>
+  </w:num>
+  <w:num w:numId="10" w16cid:durableId="1783499671">
+    <w:abstractNumId w:val="14"/>
+  </w:num>
+  <w:num w:numId="11" w16cid:durableId="20280386">
+    <w:abstractNumId w:val="16"/>
+  </w:num>
+  <w:num w:numId="12" w16cid:durableId="1029841246">
+    <w:abstractNumId w:val="12"/>
+  </w:num>
+  <w:num w:numId="13" w16cid:durableId="725372210">
+    <w:abstractNumId w:val="10"/>
+  </w:num>
+  <w:num w:numId="14" w16cid:durableId="1959800174">
+    <w:abstractNumId w:val="5"/>
+  </w:num>
+  <w:num w:numId="15" w16cid:durableId="771122207">
+    <w:abstractNumId w:val="15"/>
+  </w:num>
+  <w:num w:numId="16" w16cid:durableId="783766443">
+    <w:abstractNumId w:val="3"/>
+  </w:num>
+  <w:num w:numId="17" w16cid:durableId="845948902">
     <w:abstractNumId w:val="7"/>
   </w:num>
-  <w:num w:numId="2" w16cid:durableId="1976833053">
-    <w:abstractNumId w:val="10"/>
-  </w:num>
-  <w:num w:numId="3" w16cid:durableId="2031103041">
-    <w:abstractNumId w:val="1"/>
-  </w:num>
-  <w:num w:numId="4" w16cid:durableId="649137793">
-    <w:abstractNumId w:val="2"/>
-  </w:num>
-  <w:num w:numId="5" w16cid:durableId="2107378471">
-    <w:abstractNumId w:val="3"/>
-  </w:num>
-  <w:num w:numId="6" w16cid:durableId="227418822">
-    <w:abstractNumId w:val="4"/>
-  </w:num>
-  <w:num w:numId="7" w16cid:durableId="556433029">
+  <w:num w:numId="18" w16cid:durableId="1458404827">
     <w:abstractNumId w:val="0"/>
-  </w:num>
-  <w:num w:numId="8" w16cid:durableId="756753031">
-    <w:abstractNumId w:val="6"/>
-  </w:num>
-  <w:num w:numId="9" w16cid:durableId="1935087562">
-    <w:abstractNumId w:val="5"/>
-  </w:num>
-  <w:num w:numId="10" w16cid:durableId="1783499671">
-    <w:abstractNumId w:val="8"/>
-  </w:num>
-  <w:num w:numId="11" w16cid:durableId="20280386">
-    <w:abstractNumId w:val="9"/>
   </w:num>
 </w:numbering>
 </file>
@@ -6703,7 +9107,6 @@
   <w:style w:type="character" w:default="1" w:styleId="DefaultParagraphFont">
     <w:name w:val="Default Paragraph Font"/>
     <w:uiPriority w:val="1"/>
-    <w:semiHidden/>
     <w:unhideWhenUsed/>
   </w:style>
   <w:style w:type="table" w:default="1" w:styleId="TableNormal">
